--- a/entregas/Programação 6/Tarefa Semana 07 - 7.4 Tarefas/entrega/Tarefa Semana 07 - Programação 6.docx
+++ b/entregas/Programação 6/Tarefa Semana 07 - 7.4 Tarefas/entrega/Tarefa Semana 07 - Programação 6.docx
@@ -679,6 +679,24 @@
           <w:b/>
           <w:bCs/>
           <w:color w:val="000000"/>
+          <w:sz w:val="30"/>
+          <w:szCs w:val="30"/>
+        </w:rPr>
+        <w:t xml:space="preserve">2. Análise de índices e otimização de consultas</w:t>
+      </w:r>
+    </w:p>
+    <w:p>
+      <w:pPr>
+        <w:spacing w:after="120" w:before="240" w:line="276" w:lineRule="auto"/>
+        <w:ind w:firstLine="0" w:start="0"/>
+        <w:jc w:val="start"/>
+      </w:pPr>
+      <w:r>
+        <w:rPr>
+          <w:rFonts w:ascii="Open Sans" w:hAnsi="Open Sans" w:cs="Open Sans" w:eastAsia="Open Sans"/>
+          <w:b/>
+          <w:bCs/>
+          <w:color w:val="000000"/>
           <w:sz w:val="26"/>
           <w:szCs w:val="26"/>
         </w:rPr>
@@ -1261,778 +1279,6 @@
     </w:p>
     <w:p>
       <w:pPr>
-        <w:spacing w:after="0" w:before="120" w:line="276" w:lineRule="auto"/>
-        <w:ind w:firstLine="0" w:start="0"/>
-        <w:jc w:val="start"/>
-      </w:pPr>
-      <w:r>
-        <w:rPr>
-          <w:rFonts w:ascii="Open Sans" w:hAnsi="Open Sans" w:cs="Open Sans" w:eastAsia="Open Sans"/>
-          <w:i/>
-          <w:iCs/>
-          <w:color w:val="666666"/>
-          <w:sz w:val="18"/>
-          <w:szCs w:val="18"/>
-        </w:rPr>
-        <w:t xml:space="preserve">sql</w:t>
-      </w:r>
-    </w:p>
-    <w:p>
-      <w:pPr>
-        <w:spacing w:after="0" w:before="40" w:line="240" w:lineRule="auto"/>
-        <w:ind w:firstLine="0" w:start="200"/>
-        <w:jc w:val="start"/>
-        <w:shd w:val="clear" w:fill="F5F5F5"/>
-      </w:pPr>
-      <w:r>
-        <w:rPr>
-          <w:rFonts w:ascii="Consolas" w:hAnsi="Consolas" w:cs="Consolas" w:eastAsia="Consolas"/>
-          <w:color w:val="000000"/>
-          <w:sz w:val="19"/>
-          <w:szCs w:val="19"/>
-        </w:rPr>
-        <w:t xml:space="preserve">-- O lobby so consulta salas em espera. Salas finalizadas acumulam ao longo do</w:t>
-      </w:r>
-    </w:p>
-    <w:p>
-      <w:pPr>
-        <w:spacing w:after="0" w:before="0" w:line="240" w:lineRule="auto"/>
-        <w:ind w:firstLine="0" w:start="200"/>
-        <w:jc w:val="start"/>
-        <w:shd w:val="clear" w:fill="F5F5F5"/>
-      </w:pPr>
-      <w:r>
-        <w:rPr>
-          <w:rFonts w:ascii="Consolas" w:hAnsi="Consolas" w:cs="Consolas" w:eastAsia="Consolas"/>
-          <w:color w:val="000000"/>
-          <w:sz w:val="19"/>
-          <w:szCs w:val="19"/>
-        </w:rPr>
-        <w:t xml:space="preserve">-- semestre e nunca aparecem nessa consulta - nao precisam estar no indice.</w:t>
-      </w:r>
-    </w:p>
-    <w:p>
-      <w:pPr>
-        <w:spacing w:after="0" w:before="0" w:line="240" w:lineRule="auto"/>
-        <w:ind w:firstLine="0" w:start="200"/>
-        <w:jc w:val="start"/>
-        <w:shd w:val="clear" w:fill="F5F5F5"/>
-      </w:pPr>
-      <w:r>
-        <w:rPr>
-          <w:rFonts w:ascii="Consolas" w:hAnsi="Consolas" w:cs="Consolas" w:eastAsia="Consolas"/>
-          <w:color w:val="000000"/>
-          <w:sz w:val="19"/>
-          <w:szCs w:val="19"/>
-        </w:rPr>
-        <w:t xml:space="preserve">CREATE INDEX IX_GameSession_Waiting</w:t>
-      </w:r>
-    </w:p>
-    <w:p>
-      <w:pPr>
-        <w:spacing w:after="0" w:before="0" w:line="240" w:lineRule="auto"/>
-        <w:ind w:firstLine="0" w:start="200"/>
-        <w:jc w:val="start"/>
-        <w:shd w:val="clear" w:fill="F5F5F5"/>
-      </w:pPr>
-      <w:r>
-        <w:rPr>
-          <w:rFonts w:ascii="Consolas" w:hAnsi="Consolas" w:cs="Consolas" w:eastAsia="Consolas"/>
-          <w:color w:val="000000"/>
-          <w:sz w:val="19"/>
-          <w:szCs w:val="19"/>
-        </w:rPr>
-        <w:t xml:space="preserve">    ON "GameSessions" ("Id")</w:t>
-      </w:r>
-    </w:p>
-    <w:p>
-      <w:pPr>
-        <w:spacing w:after="120" w:before="0" w:line="240" w:lineRule="auto"/>
-        <w:ind w:firstLine="0" w:start="200"/>
-        <w:jc w:val="start"/>
-        <w:shd w:val="clear" w:fill="F5F5F5"/>
-      </w:pPr>
-      <w:r>
-        <w:rPr>
-          <w:rFonts w:ascii="Consolas" w:hAnsi="Consolas" w:cs="Consolas" w:eastAsia="Consolas"/>
-          <w:color w:val="000000"/>
-          <w:sz w:val="19"/>
-          <w:szCs w:val="19"/>
-        </w:rPr>
-        <w:t xml:space="preserve">    WHERE "Status" = 'waiting';</w:t>
-      </w:r>
-    </w:p>
-    <w:p>
-      <w:pPr>
-        <w:spacing w:after="120" w:before="120" w:line="276" w:lineRule="auto"/>
-        <w:ind w:firstLine="0" w:start="0"/>
-        <w:jc w:val="both"/>
-      </w:pPr>
-      <w:r>
-        <w:rPr>
-          <w:rFonts w:ascii="Open Sans" w:hAnsi="Open Sans" w:cs="Open Sans" w:eastAsia="Open Sans"/>
-          <w:color w:val="000000"/>
-          <w:sz w:val="24"/>
-          <w:szCs w:val="24"/>
-        </w:rPr>
-        <w:t xml:space="preserve">O ganho é duplo. O índice fica muito menor — proporcional às salas ativas, não ao histórico acumulado — o que aumenta a chance de ele caber em memória. E a escrita fica mais barata: inserir uma sala já finalizada não toca nesse índice.</w:t>
-      </w:r>
-    </w:p>
-    <w:p>
-      <w:pPr>
-        <w:spacing w:after="120" w:before="120" w:line="276" w:lineRule="auto"/>
-        <w:ind w:firstLine="0" w:start="0"/>
-        <w:jc w:val="both"/>
-      </w:pPr>
-      <w:r>
-        <w:rPr>
-          <w:rFonts w:ascii="Open Sans" w:hAnsi="Open Sans" w:cs="Open Sans" w:eastAsia="Open Sans"/>
-          <w:color w:val="000000"/>
-          <w:sz w:val="24"/>
-          <w:szCs w:val="24"/>
-        </w:rPr>
-        <w:t xml:space="preserve">A condição do índice precisa </w:t>
-      </w:r>
-      <w:r>
-        <w:rPr>
-          <w:rFonts w:ascii="Open Sans" w:hAnsi="Open Sans" w:cs="Open Sans" w:eastAsia="Open Sans"/>
-          <w:b/>
-          <w:bCs/>
-          <w:color w:val="000000"/>
-          <w:sz w:val="24"/>
-          <w:szCs w:val="24"/>
-        </w:rPr>
-        <w:t xml:space="preserve">coincidir com a da consulta</w:t>
-      </w:r>
-      <w:r>
-        <w:rPr>
-          <w:rFonts w:ascii="Open Sans" w:hAnsi="Open Sans" w:cs="Open Sans" w:eastAsia="Open Sans"/>
-          <w:color w:val="000000"/>
-          <w:sz w:val="24"/>
-          <w:szCs w:val="24"/>
-        </w:rPr>
-        <w:t xml:space="preserve"> para o planejador conseguir usá-lo. Um índice com </w:t>
-      </w:r>
-      <w:r>
-        <w:rPr>
-          <w:rFonts w:ascii="Consolas" w:hAnsi="Consolas" w:cs="Consolas" w:eastAsia="Consolas"/>
-          <w:color w:val="000000"/>
-          <w:shd w:val="clear" w:fill="F2F2F2"/>
-          <w:sz w:val="24"/>
-          <w:szCs w:val="24"/>
-        </w:rPr>
-        <w:t xml:space="preserve">WHERE "Status" = 'waiting'</w:t>
-      </w:r>
-      <w:r>
-        <w:rPr>
-          <w:rFonts w:ascii="Open Sans" w:hAnsi="Open Sans" w:cs="Open Sans" w:eastAsia="Open Sans"/>
-          <w:color w:val="000000"/>
-          <w:sz w:val="24"/>
-          <w:szCs w:val="24"/>
-        </w:rPr>
-        <w:t xml:space="preserve"> não é aproveitado por uma consulta que filtra </w:t>
-      </w:r>
-      <w:r>
-        <w:rPr>
-          <w:rFonts w:ascii="Consolas" w:hAnsi="Consolas" w:cs="Consolas" w:eastAsia="Consolas"/>
-          <w:color w:val="000000"/>
-          <w:shd w:val="clear" w:fill="F2F2F2"/>
-          <w:sz w:val="24"/>
-          <w:szCs w:val="24"/>
-        </w:rPr>
-        <w:t xml:space="preserve">WHERE "Status" &lt;&gt; 'finished'</w:t>
-      </w:r>
-      <w:r>
-        <w:rPr>
-          <w:rFonts w:ascii="Open Sans" w:hAnsi="Open Sans" w:cs="Open Sans" w:eastAsia="Open Sans"/>
-          <w:color w:val="000000"/>
-          <w:sz w:val="24"/>
-          <w:szCs w:val="24"/>
-        </w:rPr>
-        <w:t xml:space="preserve">, ainda que o conjunto resultante seja parecido.</w:t>
-      </w:r>
-    </w:p>
-    <w:p>
-      <w:pPr>
-        <w:spacing w:after="120" w:before="240" w:line="276" w:lineRule="auto"/>
-        <w:ind w:firstLine="0" w:start="0"/>
-        <w:jc w:val="start"/>
-      </w:pPr>
-      <w:r>
-        <w:rPr>
-          <w:rFonts w:ascii="Open Sans" w:hAnsi="Open Sans" w:cs="Open Sans" w:eastAsia="Open Sans"/>
-          <w:b/>
-          <w:bCs/>
-          <w:color w:val="000000"/>
-          <w:sz w:val="26"/>
-          <w:szCs w:val="26"/>
-        </w:rPr>
-        <w:t xml:space="preserve">2.3. Índices compostos</w:t>
-      </w:r>
-    </w:p>
-    <w:p>
-      <w:pPr>
-        <w:spacing w:after="120" w:before="120" w:line="276" w:lineRule="auto"/>
-        <w:ind w:firstLine="0" w:start="0"/>
-        <w:jc w:val="both"/>
-      </w:pPr>
-      <w:r>
-        <w:rPr>
-          <w:rFonts w:ascii="Open Sans" w:hAnsi="Open Sans" w:cs="Open Sans" w:eastAsia="Open Sans"/>
-          <w:color w:val="000000"/>
-          <w:sz w:val="24"/>
-          <w:szCs w:val="24"/>
-        </w:rPr>
-        <w:t xml:space="preserve">Índice composto vale quando a consulta filtra por uma coluna e ordena por outra:</w:t>
-      </w:r>
-    </w:p>
-    <w:p>
-      <w:pPr>
-        <w:spacing w:after="0" w:before="120" w:line="276" w:lineRule="auto"/>
-        <w:ind w:firstLine="0" w:start="0"/>
-        <w:jc w:val="start"/>
-      </w:pPr>
-      <w:r>
-        <w:rPr>
-          <w:rFonts w:ascii="Open Sans" w:hAnsi="Open Sans" w:cs="Open Sans" w:eastAsia="Open Sans"/>
-          <w:i/>
-          <w:iCs/>
-          <w:color w:val="666666"/>
-          <w:sz w:val="18"/>
-          <w:szCs w:val="18"/>
-        </w:rPr>
-        <w:t xml:space="preserve">sql</w:t>
-      </w:r>
-    </w:p>
-    <w:p>
-      <w:pPr>
-        <w:spacing w:after="0" w:before="40" w:line="240" w:lineRule="auto"/>
-        <w:ind w:firstLine="0" w:start="200"/>
-        <w:jc w:val="start"/>
-        <w:shd w:val="clear" w:fill="F5F5F5"/>
-      </w:pPr>
-      <w:r>
-        <w:rPr>
-          <w:rFonts w:ascii="Consolas" w:hAnsi="Consolas" w:cs="Consolas" w:eastAsia="Consolas"/>
-          <w:color w:val="000000"/>
-          <w:sz w:val="19"/>
-          <w:szCs w:val="19"/>
-        </w:rPr>
-        <w:t xml:space="preserve">CREATE INDEX IX_Pontuacao_Player_Data</w:t>
-      </w:r>
-    </w:p>
-    <w:p>
-      <w:pPr>
-        <w:spacing w:after="120" w:before="0" w:line="240" w:lineRule="auto"/>
-        <w:ind w:firstLine="0" w:start="200"/>
-        <w:jc w:val="start"/>
-        <w:shd w:val="clear" w:fill="F5F5F5"/>
-      </w:pPr>
-      <w:r>
-        <w:rPr>
-          <w:rFonts w:ascii="Consolas" w:hAnsi="Consolas" w:cs="Consolas" w:eastAsia="Consolas"/>
-          <w:color w:val="000000"/>
-          <w:sz w:val="19"/>
-          <w:szCs w:val="19"/>
-        </w:rPr>
-        <w:t xml:space="preserve">    ON "Pontuacoes" ("PlayerId", "DataRegistro" DESC);</w:t>
-      </w:r>
-    </w:p>
-    <w:p>
-      <w:pPr>
-        <w:spacing w:after="120" w:before="120" w:line="276" w:lineRule="auto"/>
-        <w:ind w:firstLine="0" w:start="0"/>
-        <w:jc w:val="both"/>
-      </w:pPr>
-      <w:r>
-        <w:rPr>
-          <w:rFonts w:ascii="Open Sans" w:hAnsi="Open Sans" w:cs="Open Sans" w:eastAsia="Open Sans"/>
-          <w:color w:val="000000"/>
-          <w:sz w:val="24"/>
-          <w:szCs w:val="24"/>
-        </w:rPr>
-        <w:t xml:space="preserve">Isso atende diretamente "as últimas pontuações deste jogador". A </w:t>
-      </w:r>
-      <w:r>
-        <w:rPr>
-          <w:rFonts w:ascii="Open Sans" w:hAnsi="Open Sans" w:cs="Open Sans" w:eastAsia="Open Sans"/>
-          <w:b/>
-          <w:bCs/>
-          <w:color w:val="000000"/>
-          <w:sz w:val="24"/>
-          <w:szCs w:val="24"/>
-        </w:rPr>
-        <w:t xml:space="preserve">ordem das colunas é decisiva</w:t>
-      </w:r>
-      <w:r>
-        <w:rPr>
-          <w:rFonts w:ascii="Open Sans" w:hAnsi="Open Sans" w:cs="Open Sans" w:eastAsia="Open Sans"/>
-          <w:color w:val="000000"/>
-          <w:sz w:val="24"/>
-          <w:szCs w:val="24"/>
-        </w:rPr>
-        <w:t xml:space="preserve">: um índice composto é aproveitado da esquerda para a direita. </w:t>
-      </w:r>
-      <w:r>
-        <w:rPr>
-          <w:rFonts w:ascii="Consolas" w:hAnsi="Consolas" w:cs="Consolas" w:eastAsia="Consolas"/>
-          <w:color w:val="000000"/>
-          <w:shd w:val="clear" w:fill="F2F2F2"/>
-          <w:sz w:val="24"/>
-          <w:szCs w:val="24"/>
-        </w:rPr>
-        <w:t xml:space="preserve">(PlayerId, DataRegistro)</w:t>
-      </w:r>
-      <w:r>
-        <w:rPr>
-          <w:rFonts w:ascii="Open Sans" w:hAnsi="Open Sans" w:cs="Open Sans" w:eastAsia="Open Sans"/>
-          <w:color w:val="000000"/>
-          <w:sz w:val="24"/>
-          <w:szCs w:val="24"/>
-        </w:rPr>
-        <w:t xml:space="preserve"> serve para consultas que filtram por jogador, com ou sem a data; o inverso, </w:t>
-      </w:r>
-      <w:r>
-        <w:rPr>
-          <w:rFonts w:ascii="Consolas" w:hAnsi="Consolas" w:cs="Consolas" w:eastAsia="Consolas"/>
-          <w:color w:val="000000"/>
-          <w:shd w:val="clear" w:fill="F2F2F2"/>
-          <w:sz w:val="24"/>
-          <w:szCs w:val="24"/>
-        </w:rPr>
-        <w:t xml:space="preserve">(DataRegistro, PlayerId)</w:t>
-      </w:r>
-      <w:r>
-        <w:rPr>
-          <w:rFonts w:ascii="Open Sans" w:hAnsi="Open Sans" w:cs="Open Sans" w:eastAsia="Open Sans"/>
-          <w:color w:val="000000"/>
-          <w:sz w:val="24"/>
-          <w:szCs w:val="24"/>
-        </w:rPr>
-        <w:t xml:space="preserve">, não serve para filtrar só por jogador.</w:t>
-      </w:r>
-    </w:p>
-    <w:p>
-      <w:pPr>
-        <w:spacing w:after="120" w:before="120" w:line="276" w:lineRule="auto"/>
-        <w:ind w:firstLine="0" w:start="0"/>
-        <w:jc w:val="both"/>
-      </w:pPr>
-      <w:r>
-        <w:rPr>
-          <w:rFonts w:ascii="Open Sans" w:hAnsi="Open Sans" w:cs="Open Sans" w:eastAsia="Open Sans"/>
-          <w:color w:val="000000"/>
-          <w:sz w:val="24"/>
-          <w:szCs w:val="24"/>
-        </w:rPr>
-        <w:t xml:space="preserve">No contexto do capstone, um índice </w:t>
-      </w:r>
-      <w:r>
-        <w:rPr>
-          <w:rFonts w:ascii="Consolas" w:hAnsi="Consolas" w:cs="Consolas" w:eastAsia="Consolas"/>
-          <w:color w:val="000000"/>
-          <w:shd w:val="clear" w:fill="F2F2F2"/>
-          <w:sz w:val="24"/>
-          <w:szCs w:val="24"/>
-        </w:rPr>
-        <w:t xml:space="preserve">(player_id, game_id)</w:t>
-      </w:r>
-      <w:r>
-        <w:rPr>
-          <w:rFonts w:ascii="Open Sans" w:hAnsi="Open Sans" w:cs="Open Sans" w:eastAsia="Open Sans"/>
-          <w:color w:val="000000"/>
-          <w:sz w:val="24"/>
-          <w:szCs w:val="24"/>
-        </w:rPr>
-        <w:t xml:space="preserve"> se justificaria numa tabela que registre participação por partida — consulta do tipo "o desempenho deste jogador nesta partida", que é exatamente o padrão filtro-composto.</w:t>
-      </w:r>
-    </w:p>
-    <w:p>
-      <w:pPr>
-        <w:spacing w:after="120" w:before="240" w:line="276" w:lineRule="auto"/>
-        <w:ind w:firstLine="0" w:start="0"/>
-        <w:jc w:val="start"/>
-      </w:pPr>
-      <w:r>
-        <w:rPr>
-          <w:rFonts w:ascii="Open Sans" w:hAnsi="Open Sans" w:cs="Open Sans" w:eastAsia="Open Sans"/>
-          <w:b/>
-          <w:bCs/>
-          <w:color w:val="000000"/>
-          <w:sz w:val="26"/>
-          <w:szCs w:val="26"/>
-        </w:rPr>
-        <w:t xml:space="preserve">2.4. O custo dos índices na escrita</w:t>
-      </w:r>
-    </w:p>
-    <w:p>
-      <w:pPr>
-        <w:spacing w:after="120" w:before="120" w:line="276" w:lineRule="auto"/>
-        <w:ind w:firstLine="0" w:start="0"/>
-        <w:jc w:val="both"/>
-      </w:pPr>
-      <w:r>
-        <w:rPr>
-          <w:rFonts w:ascii="Open Sans" w:hAnsi="Open Sans" w:cs="Open Sans" w:eastAsia="Open Sans"/>
-          <w:color w:val="000000"/>
-          <w:sz w:val="24"/>
-          <w:szCs w:val="24"/>
-        </w:rPr>
-        <w:t xml:space="preserve">Este é o trade-off central e o mais fácil de esquecer. </w:t>
-      </w:r>
-      <w:r>
-        <w:rPr>
-          <w:rFonts w:ascii="Open Sans" w:hAnsi="Open Sans" w:cs="Open Sans" w:eastAsia="Open Sans"/>
-          <w:b/>
-          <w:bCs/>
-          <w:color w:val="000000"/>
-          <w:sz w:val="24"/>
-          <w:szCs w:val="24"/>
-        </w:rPr>
-        <w:t xml:space="preserve">Todo índice é uma estrutura adicional que precisa ser atualizada a cada `INSERT`, `UPDATE` e `DELETE`.</w:t>
-      </w:r>
-      <w:r>
-        <w:rPr>
-          <w:rFonts w:ascii="Open Sans" w:hAnsi="Open Sans" w:cs="Open Sans" w:eastAsia="Open Sans"/>
-          <w:color w:val="000000"/>
-          <w:sz w:val="24"/>
-          <w:szCs w:val="24"/>
-        </w:rPr>
-        <w:t xml:space="preserve"> Uma tabela com cinco índices paga, em cada escrita, a atualização de cinco árvores além da própria linha.</w:t>
-      </w:r>
-    </w:p>
-    <w:p>
-      <w:pPr>
-        <w:spacing w:after="120" w:before="120" w:line="276" w:lineRule="auto"/>
-        <w:ind w:firstLine="0" w:start="0"/>
-        <w:jc w:val="both"/>
-      </w:pPr>
-      <w:r>
-        <w:rPr>
-          <w:rFonts w:ascii="Open Sans" w:hAnsi="Open Sans" w:cs="Open Sans" w:eastAsia="Open Sans"/>
-          <w:color w:val="000000"/>
-          <w:sz w:val="24"/>
-          <w:szCs w:val="24"/>
-        </w:rPr>
-        <w:t xml:space="preserve">No Battle Tanks isso importa concretamente: </w:t>
-      </w:r>
-      <w:r>
-        <w:rPr>
-          <w:rFonts w:ascii="Consolas" w:hAnsi="Consolas" w:cs="Consolas" w:eastAsia="Consolas"/>
-          <w:color w:val="000000"/>
-          <w:shd w:val="clear" w:fill="F2F2F2"/>
-          <w:sz w:val="24"/>
-          <w:szCs w:val="24"/>
-        </w:rPr>
-        <w:t xml:space="preserve">PontuacaoTotal</w:t>
-      </w:r>
-      <w:r>
-        <w:rPr>
-          <w:rFonts w:ascii="Open Sans" w:hAnsi="Open Sans" w:cs="Open Sans" w:eastAsia="Open Sans"/>
-          <w:color w:val="000000"/>
-          <w:sz w:val="24"/>
-          <w:szCs w:val="24"/>
-        </w:rPr>
-        <w:t xml:space="preserve"> do jogador é atualizada ao fim de cada partida. Se essa coluna estiver indexada — e ela precisa estar, para o ranking — cada atualização reposiciona a entrada na árvore. Com partidas simultâneas terminando em rajada, esse custo aparece.</w:t>
-      </w:r>
-    </w:p>
-    <w:p>
-      <w:pPr>
-        <w:spacing w:after="120" w:before="120" w:line="276" w:lineRule="auto"/>
-        <w:ind w:firstLine="0" w:start="0"/>
-        <w:jc w:val="both"/>
-      </w:pPr>
-      <w:r>
-        <w:rPr>
-          <w:rFonts w:ascii="Open Sans" w:hAnsi="Open Sans" w:cs="Open Sans" w:eastAsia="Open Sans"/>
-          <w:color w:val="000000"/>
-          <w:sz w:val="24"/>
-          <w:szCs w:val="24"/>
-        </w:rPr>
-        <w:t xml:space="preserve">Duas mitigações se aplicam ao projeto:</w:t>
-      </w:r>
-    </w:p>
-    <w:p>
-      <w:pPr>
-        <w:spacing w:after="40" w:before="40" w:line="276" w:lineRule="auto"/>
-        <w:ind w:firstLine="0" w:start="360"/>
-        <w:jc w:val="start"/>
-      </w:pPr>
-      <w:r>
-        <w:rPr>
-          <w:rFonts w:ascii="Open Sans" w:hAnsi="Open Sans" w:cs="Open Sans" w:eastAsia="Open Sans"/>
-          <w:color w:val="000000"/>
-          <w:sz w:val="24"/>
-          <w:szCs w:val="24"/>
-        </w:rPr>
-        <w:t xml:space="preserve">•  </w:t>
-      </w:r>
-      <w:r>
-        <w:rPr>
-          <w:rFonts w:ascii="Open Sans" w:hAnsi="Open Sans" w:cs="Open Sans" w:eastAsia="Open Sans"/>
-          <w:b/>
-          <w:bCs/>
-          <w:color w:val="000000"/>
-          <w:sz w:val="24"/>
-          <w:szCs w:val="24"/>
-        </w:rPr>
-        <w:t xml:space="preserve">Escrever menos vezes.</w:t>
-      </w:r>
-      <w:r>
-        <w:rPr>
-          <w:rFonts w:ascii="Open Sans" w:hAnsi="Open Sans" w:cs="Open Sans" w:eastAsia="Open Sans"/>
-          <w:color w:val="000000"/>
-          <w:sz w:val="24"/>
-          <w:szCs w:val="24"/>
-        </w:rPr>
-        <w:t xml:space="preserve"> Acumular a pontuação no Redis durante a partida e persistir uma</w:t>
-      </w:r>
-    </w:p>
-    <w:p>
-      <w:pPr>
-        <w:spacing w:after="120" w:before="120" w:line="276" w:lineRule="auto"/>
-        <w:ind w:firstLine="0" w:start="0"/>
-        <w:jc w:val="both"/>
-      </w:pPr>
-      <w:r>
-        <w:rPr>
-          <w:rFonts w:ascii="Open Sans" w:hAnsi="Open Sans" w:cs="Open Sans" w:eastAsia="Open Sans"/>
-          <w:color w:val="000000"/>
-          <w:sz w:val="24"/>
-          <w:szCs w:val="24"/>
-        </w:rPr>
-        <w:t xml:space="preserve">  vez no fim, em vez de a cada evento.</w:t>
-      </w:r>
-    </w:p>
-    <w:p>
-      <w:pPr>
-        <w:spacing w:after="40" w:before="40" w:line="276" w:lineRule="auto"/>
-        <w:ind w:firstLine="0" w:start="360"/>
-        <w:jc w:val="start"/>
-      </w:pPr>
-      <w:r>
-        <w:rPr>
-          <w:rFonts w:ascii="Open Sans" w:hAnsi="Open Sans" w:cs="Open Sans" w:eastAsia="Open Sans"/>
-          <w:color w:val="000000"/>
-          <w:sz w:val="24"/>
-          <w:szCs w:val="24"/>
-        </w:rPr>
-        <w:t xml:space="preserve">•  </w:t>
-      </w:r>
-      <w:r>
-        <w:rPr>
-          <w:rFonts w:ascii="Open Sans" w:hAnsi="Open Sans" w:cs="Open Sans" w:eastAsia="Open Sans"/>
-          <w:b/>
-          <w:bCs/>
-          <w:color w:val="000000"/>
-          <w:sz w:val="24"/>
-          <w:szCs w:val="24"/>
-        </w:rPr>
-        <w:t xml:space="preserve">Manter o ranking fora do PostgreSQL.</w:t>
-      </w:r>
-      <w:r>
-        <w:rPr>
-          <w:rFonts w:ascii="Open Sans" w:hAnsi="Open Sans" w:cs="Open Sans" w:eastAsia="Open Sans"/>
-          <w:color w:val="000000"/>
-          <w:sz w:val="24"/>
-          <w:szCs w:val="24"/>
-        </w:rPr>
-        <w:t xml:space="preserve"> Um Sorted Set no Redis absorve a atualização</w:t>
-      </w:r>
-    </w:p>
-    <w:p>
-      <w:pPr>
-        <w:spacing w:after="120" w:before="120" w:line="276" w:lineRule="auto"/>
-        <w:ind w:firstLine="0" w:start="0"/>
-        <w:jc w:val="both"/>
-      </w:pPr>
-      <w:r>
-        <w:rPr>
-          <w:rFonts w:ascii="Open Sans" w:hAnsi="Open Sans" w:cs="Open Sans" w:eastAsia="Open Sans"/>
-          <w:color w:val="000000"/>
-          <w:sz w:val="24"/>
-          <w:szCs w:val="24"/>
-        </w:rPr>
-        <w:t xml:space="preserve">  frequente, e o banco guarda a verdade consolidada.</w:t>
-      </w:r>
-    </w:p>
-    <w:p>
-      <w:pPr>
-        <w:spacing w:after="120" w:before="120" w:line="276" w:lineRule="auto"/>
-        <w:ind w:firstLine="0" w:start="0"/>
-        <w:jc w:val="both"/>
-      </w:pPr>
-      <w:r>
-        <w:rPr>
-          <w:rFonts w:ascii="Open Sans" w:hAnsi="Open Sans" w:cs="Open Sans" w:eastAsia="Open Sans"/>
-          <w:color w:val="000000"/>
-          <w:sz w:val="24"/>
-          <w:szCs w:val="24"/>
-        </w:rPr>
-        <w:t xml:space="preserve">A regra prática: </w:t>
-      </w:r>
-      <w:r>
-        <w:rPr>
-          <w:rFonts w:ascii="Open Sans" w:hAnsi="Open Sans" w:cs="Open Sans" w:eastAsia="Open Sans"/>
-          <w:b/>
-          <w:bCs/>
-          <w:color w:val="000000"/>
-          <w:sz w:val="24"/>
-          <w:szCs w:val="24"/>
-        </w:rPr>
-        <w:t xml:space="preserve">índice acelera leitura e desacelera escrita</w:t>
-      </w:r>
-      <w:r>
-        <w:rPr>
-          <w:rFonts w:ascii="Open Sans" w:hAnsi="Open Sans" w:cs="Open Sans" w:eastAsia="Open Sans"/>
-          <w:color w:val="000000"/>
-          <w:sz w:val="24"/>
-          <w:szCs w:val="24"/>
-        </w:rPr>
-        <w:t xml:space="preserve">. Só se justifica quando a razão leitura/escrita daquela coluna é alta — que é o caso do ranking, e não o caso de uma coluna de log.</w:t>
-      </w:r>
-    </w:p>
-    <w:p>
-      <w:pPr>
-        <w:pBdr>
-          <w:bottom w:val="single" w:sz="6" w:space="1" w:color="CCCCCC"/>
-        </w:pBdr>
-      </w:pPr>
-    </w:p>
-    <w:p>
-      <w:pPr>
-        <w:spacing w:after="120" w:before="240" w:line="276" w:lineRule="auto"/>
-        <w:ind w:firstLine="0" w:start="0"/>
-        <w:jc w:val="start"/>
-      </w:pPr>
-      <w:r>
-        <w:rPr>
-          <w:rFonts w:ascii="Open Sans" w:hAnsi="Open Sans" w:cs="Open Sans" w:eastAsia="Open Sans"/>
-          <w:b/>
-          <w:bCs/>
-          <w:color w:val="000000"/>
-          <w:sz w:val="26"/>
-          <w:szCs w:val="26"/>
-        </w:rPr>
-        <w:t xml:space="preserve">3.1. A diferença</w:t>
-      </w:r>
-    </w:p>
-    <w:p>
-      <w:pPr>
-        <w:spacing w:after="120" w:before="120" w:line="276" w:lineRule="auto"/>
-        <w:ind w:firstLine="0" w:start="0"/>
-        <w:jc w:val="both"/>
-      </w:pPr>
-      <w:r>
-        <w:rPr>
-          <w:rFonts w:ascii="Open Sans" w:hAnsi="Open Sans" w:cs="Open Sans" w:eastAsia="Open Sans"/>
-          <w:b/>
-          <w:bCs/>
-          <w:color w:val="000000"/>
-          <w:sz w:val="24"/>
-          <w:szCs w:val="24"/>
-        </w:rPr>
-        <w:t xml:space="preserve">Particionamento</w:t>
-      </w:r>
-      <w:r>
-        <w:rPr>
-          <w:rFonts w:ascii="Open Sans" w:hAnsi="Open Sans" w:cs="Open Sans" w:eastAsia="Open Sans"/>
-          <w:color w:val="000000"/>
-          <w:sz w:val="24"/>
-          <w:szCs w:val="24"/>
-        </w:rPr>
-        <w:t xml:space="preserve"> divide uma tabela em pedaços </w:t>
-      </w:r>
-      <w:r>
-        <w:rPr>
-          <w:rFonts w:ascii="Open Sans" w:hAnsi="Open Sans" w:cs="Open Sans" w:eastAsia="Open Sans"/>
-          <w:b/>
-          <w:bCs/>
-          <w:color w:val="000000"/>
-          <w:sz w:val="24"/>
-          <w:szCs w:val="24"/>
-        </w:rPr>
-        <w:t xml:space="preserve">dentro do mesmo banco</w:t>
-      </w:r>
-      <w:r>
-        <w:rPr>
-          <w:rFonts w:ascii="Open Sans" w:hAnsi="Open Sans" w:cs="Open Sans" w:eastAsia="Open Sans"/>
-          <w:color w:val="000000"/>
-          <w:sz w:val="24"/>
-          <w:szCs w:val="24"/>
-        </w:rPr>
-        <w:t xml:space="preserve">. O PostgreSQL apresenta uma tabela lógica única, e o planejador descarta partições que não podem conter o resultado — </w:t>
-      </w:r>
-      <w:r>
-        <w:rPr>
-          <w:rFonts w:ascii="Open Sans" w:hAnsi="Open Sans" w:cs="Open Sans" w:eastAsia="Open Sans"/>
-          <w:i/>
-          <w:iCs/>
-          <w:color w:val="000000"/>
-          <w:sz w:val="24"/>
-          <w:szCs w:val="24"/>
-        </w:rPr>
-        <w:t xml:space="preserve">partition pruning</w:t>
-      </w:r>
-      <w:r>
-        <w:rPr>
-          <w:rFonts w:ascii="Open Sans" w:hAnsi="Open Sans" w:cs="Open Sans" w:eastAsia="Open Sans"/>
-          <w:color w:val="000000"/>
-          <w:sz w:val="24"/>
-          <w:szCs w:val="24"/>
-        </w:rPr>
-        <w:t xml:space="preserve">. É transparente para a aplicação.</w:t>
-      </w:r>
-    </w:p>
-    <w:p>
-      <w:pPr>
-        <w:spacing w:after="120" w:before="120" w:line="276" w:lineRule="auto"/>
-        <w:ind w:firstLine="0" w:start="0"/>
-        <w:jc w:val="both"/>
-      </w:pPr>
-      <w:r>
-        <w:rPr>
-          <w:rFonts w:ascii="Open Sans" w:hAnsi="Open Sans" w:cs="Open Sans" w:eastAsia="Open Sans"/>
-          <w:b/>
-          <w:bCs/>
-          <w:color w:val="000000"/>
-          <w:sz w:val="24"/>
-          <w:szCs w:val="24"/>
-        </w:rPr>
-        <w:t xml:space="preserve">Sharding</w:t>
-      </w:r>
-      <w:r>
-        <w:rPr>
-          <w:rFonts w:ascii="Open Sans" w:hAnsi="Open Sans" w:cs="Open Sans" w:eastAsia="Open Sans"/>
-          <w:color w:val="000000"/>
-          <w:sz w:val="24"/>
-          <w:szCs w:val="24"/>
-        </w:rPr>
-        <w:t xml:space="preserve"> distribui os dados por </w:t>
-      </w:r>
-      <w:r>
-        <w:rPr>
-          <w:rFonts w:ascii="Open Sans" w:hAnsi="Open Sans" w:cs="Open Sans" w:eastAsia="Open Sans"/>
-          <w:b/>
-          <w:bCs/>
-          <w:color w:val="000000"/>
-          <w:sz w:val="24"/>
-          <w:szCs w:val="24"/>
-        </w:rPr>
-        <w:t xml:space="preserve">instâncias diferentes</w:t>
-      </w:r>
-      <w:r>
-        <w:rPr>
-          <w:rFonts w:ascii="Open Sans" w:hAnsi="Open Sans" w:cs="Open Sans" w:eastAsia="Open Sans"/>
-          <w:color w:val="000000"/>
-          <w:sz w:val="24"/>
-          <w:szCs w:val="24"/>
-        </w:rPr>
-        <w:t xml:space="preserve">, em máquinas diferentes. Deixa de ser transparente: a aplicação ou uma camada intermediária precisa saber em qual shard está cada dado, e uma consulta que atravessa shards vira consulta distribuída.</w:t>
-      </w:r>
-    </w:p>
-    <w:p>
-      <w:pPr>
         <w:spacing w:after="40" w:before="160" w:line="276" w:lineRule="auto"/>
         <w:ind w:firstLine="0" w:start="0"/>
         <w:jc w:val="center"/>
@@ -2040,8 +1286,8 @@
       <w:r>
         <w:drawing>
           <wp:inline>
-            <wp:extent cx="5400000" cy="4167246"/>
-            <wp:docPr id="100" name="Imagem 100" descr="Figura 1 — Particionamento e sharding resolvem gargalos diferentes"/>
+            <wp:extent cx="5400000" cy="1306452"/>
+            <wp:docPr id="100" name="Imagem 100" descr=""/>
             <wp:cNvGraphicFramePr>
               <a:graphicFrameLocks noChangeAspect="true"/>
             </wp:cNvGraphicFramePr>
@@ -2061,6 +1307,727 @@
                   <pic:spPr>
                     <a:xfrm>
                       <a:off x="0" y="0"/>
+                      <a:ext cx="5400000" cy="1306452"/>
+                    </a:xfrm>
+                    <a:prstGeom prst="rect">
+                      <a:avLst/>
+                    </a:prstGeom>
+                  </pic:spPr>
+                </pic:pic>
+              </a:graphicData>
+            </a:graphic>
+          </wp:inline>
+        </w:drawing>
+      </w:r>
+    </w:p>
+    <w:p>
+      <w:pPr>
+        <w:spacing w:after="120" w:before="120" w:line="276" w:lineRule="auto"/>
+        <w:ind w:firstLine="0" w:start="0"/>
+        <w:jc w:val="both"/>
+      </w:pPr>
+      <w:r>
+        <w:rPr>
+          <w:rFonts w:ascii="Open Sans" w:hAnsi="Open Sans" w:cs="Open Sans" w:eastAsia="Open Sans"/>
+          <w:color w:val="000000"/>
+          <w:sz w:val="24"/>
+          <w:szCs w:val="24"/>
+        </w:rPr>
+        <w:t xml:space="preserve">O ganho é duplo. O índice fica muito menor — proporcional às salas ativas, não ao histórico acumulado — o que aumenta a chance de ele caber em memória. E a escrita fica mais barata: inserir uma sala já finalizada não toca nesse índice.</w:t>
+      </w:r>
+    </w:p>
+    <w:p>
+      <w:pPr>
+        <w:spacing w:after="120" w:before="120" w:line="276" w:lineRule="auto"/>
+        <w:ind w:firstLine="0" w:start="0"/>
+        <w:jc w:val="both"/>
+      </w:pPr>
+      <w:r>
+        <w:rPr>
+          <w:rFonts w:ascii="Open Sans" w:hAnsi="Open Sans" w:cs="Open Sans" w:eastAsia="Open Sans"/>
+          <w:color w:val="000000"/>
+          <w:sz w:val="24"/>
+          <w:szCs w:val="24"/>
+        </w:rPr>
+        <w:t xml:space="preserve">A condição do índice precisa </w:t>
+      </w:r>
+      <w:r>
+        <w:rPr>
+          <w:rFonts w:ascii="Open Sans" w:hAnsi="Open Sans" w:cs="Open Sans" w:eastAsia="Open Sans"/>
+          <w:b/>
+          <w:bCs/>
+          <w:color w:val="000000"/>
+          <w:sz w:val="24"/>
+          <w:szCs w:val="24"/>
+        </w:rPr>
+        <w:t xml:space="preserve">coincidir com a da consulta</w:t>
+      </w:r>
+      <w:r>
+        <w:rPr>
+          <w:rFonts w:ascii="Open Sans" w:hAnsi="Open Sans" w:cs="Open Sans" w:eastAsia="Open Sans"/>
+          <w:color w:val="000000"/>
+          <w:sz w:val="24"/>
+          <w:szCs w:val="24"/>
+        </w:rPr>
+        <w:t xml:space="preserve"> para o planejador conseguir usá-lo. Um índice com </w:t>
+      </w:r>
+      <w:r>
+        <w:rPr>
+          <w:rFonts w:ascii="Consolas" w:hAnsi="Consolas" w:cs="Consolas" w:eastAsia="Consolas"/>
+          <w:color w:val="000000"/>
+          <w:shd w:val="clear" w:fill="F2F2F2"/>
+          <w:sz w:val="24"/>
+          <w:szCs w:val="24"/>
+        </w:rPr>
+        <w:t xml:space="preserve">WHERE "Status" = 'waiting'</w:t>
+      </w:r>
+      <w:r>
+        <w:rPr>
+          <w:rFonts w:ascii="Open Sans" w:hAnsi="Open Sans" w:cs="Open Sans" w:eastAsia="Open Sans"/>
+          <w:color w:val="000000"/>
+          <w:sz w:val="24"/>
+          <w:szCs w:val="24"/>
+        </w:rPr>
+        <w:t xml:space="preserve"> não é aproveitado por uma consulta que filtra </w:t>
+      </w:r>
+      <w:r>
+        <w:rPr>
+          <w:rFonts w:ascii="Consolas" w:hAnsi="Consolas" w:cs="Consolas" w:eastAsia="Consolas"/>
+          <w:color w:val="000000"/>
+          <w:shd w:val="clear" w:fill="F2F2F2"/>
+          <w:sz w:val="24"/>
+          <w:szCs w:val="24"/>
+        </w:rPr>
+        <w:t xml:space="preserve">WHERE "Status" &lt;&gt; 'finished'</w:t>
+      </w:r>
+      <w:r>
+        <w:rPr>
+          <w:rFonts w:ascii="Open Sans" w:hAnsi="Open Sans" w:cs="Open Sans" w:eastAsia="Open Sans"/>
+          <w:color w:val="000000"/>
+          <w:sz w:val="24"/>
+          <w:szCs w:val="24"/>
+        </w:rPr>
+        <w:t xml:space="preserve">, ainda que o conjunto resultante seja parecido.</w:t>
+      </w:r>
+    </w:p>
+    <w:p>
+      <w:pPr>
+        <w:spacing w:after="120" w:before="240" w:line="276" w:lineRule="auto"/>
+        <w:ind w:firstLine="0" w:start="0"/>
+        <w:jc w:val="start"/>
+      </w:pPr>
+      <w:r>
+        <w:rPr>
+          <w:rFonts w:ascii="Open Sans" w:hAnsi="Open Sans" w:cs="Open Sans" w:eastAsia="Open Sans"/>
+          <w:b/>
+          <w:bCs/>
+          <w:color w:val="000000"/>
+          <w:sz w:val="26"/>
+          <w:szCs w:val="26"/>
+        </w:rPr>
+        <w:t xml:space="preserve">2.3. Índices compostos</w:t>
+      </w:r>
+    </w:p>
+    <w:p>
+      <w:pPr>
+        <w:spacing w:after="120" w:before="120" w:line="276" w:lineRule="auto"/>
+        <w:ind w:firstLine="0" w:start="0"/>
+        <w:jc w:val="both"/>
+      </w:pPr>
+      <w:r>
+        <w:rPr>
+          <w:rFonts w:ascii="Open Sans" w:hAnsi="Open Sans" w:cs="Open Sans" w:eastAsia="Open Sans"/>
+          <w:color w:val="000000"/>
+          <w:sz w:val="24"/>
+          <w:szCs w:val="24"/>
+        </w:rPr>
+        <w:t xml:space="preserve">Índice composto vale quando a consulta filtra por uma coluna e ordena por outra:</w:t>
+      </w:r>
+    </w:p>
+    <w:p>
+      <w:pPr>
+        <w:spacing w:after="40" w:before="160" w:line="276" w:lineRule="auto"/>
+        <w:ind w:firstLine="0" w:start="0"/>
+        <w:jc w:val="center"/>
+      </w:pPr>
+      <w:r>
+        <w:drawing>
+          <wp:inline>
+            <wp:extent cx="5400000" cy="1145455"/>
+            <wp:docPr id="101" name="Imagem 101" descr=""/>
+            <wp:cNvGraphicFramePr>
+              <a:graphicFrameLocks noChangeAspect="true"/>
+            </wp:cNvGraphicFramePr>
+            <a:graphic>
+              <a:graphicData uri="http://schemas.openxmlformats.org/drawingml/2006/picture">
+                <pic:pic xmlns:pic="http://schemas.openxmlformats.org/drawingml/2006/picture">
+                  <pic:nvPicPr>
+                    <pic:cNvPr id="101" name="Imagem 101"/>
+                    <pic:cNvPicPr/>
+                  </pic:nvPicPr>
+                  <pic:blipFill>
+                    <a:blip r:embed="rIdImg901"/>
+                    <a:stretch>
+                      <a:fillRect/>
+                    </a:stretch>
+                  </pic:blipFill>
+                  <pic:spPr>
+                    <a:xfrm>
+                      <a:off x="0" y="0"/>
+                      <a:ext cx="5400000" cy="1145455"/>
+                    </a:xfrm>
+                    <a:prstGeom prst="rect">
+                      <a:avLst/>
+                    </a:prstGeom>
+                  </pic:spPr>
+                </pic:pic>
+              </a:graphicData>
+            </a:graphic>
+          </wp:inline>
+        </w:drawing>
+      </w:r>
+    </w:p>
+    <w:p>
+      <w:pPr>
+        <w:spacing w:after="120" w:before="120" w:line="276" w:lineRule="auto"/>
+        <w:ind w:firstLine="0" w:start="0"/>
+        <w:jc w:val="both"/>
+      </w:pPr>
+      <w:r>
+        <w:rPr>
+          <w:rFonts w:ascii="Open Sans" w:hAnsi="Open Sans" w:cs="Open Sans" w:eastAsia="Open Sans"/>
+          <w:color w:val="000000"/>
+          <w:sz w:val="24"/>
+          <w:szCs w:val="24"/>
+        </w:rPr>
+        <w:t xml:space="preserve">Isso atende diretamente "as últimas pontuações deste jogador". A </w:t>
+      </w:r>
+      <w:r>
+        <w:rPr>
+          <w:rFonts w:ascii="Open Sans" w:hAnsi="Open Sans" w:cs="Open Sans" w:eastAsia="Open Sans"/>
+          <w:b/>
+          <w:bCs/>
+          <w:color w:val="000000"/>
+          <w:sz w:val="24"/>
+          <w:szCs w:val="24"/>
+        </w:rPr>
+        <w:t xml:space="preserve">ordem das colunas é decisiva</w:t>
+      </w:r>
+      <w:r>
+        <w:rPr>
+          <w:rFonts w:ascii="Open Sans" w:hAnsi="Open Sans" w:cs="Open Sans" w:eastAsia="Open Sans"/>
+          <w:color w:val="000000"/>
+          <w:sz w:val="24"/>
+          <w:szCs w:val="24"/>
+        </w:rPr>
+        <w:t xml:space="preserve">: um índice composto é aproveitado da esquerda para a direita. </w:t>
+      </w:r>
+      <w:r>
+        <w:rPr>
+          <w:rFonts w:ascii="Consolas" w:hAnsi="Consolas" w:cs="Consolas" w:eastAsia="Consolas"/>
+          <w:color w:val="000000"/>
+          <w:shd w:val="clear" w:fill="F2F2F2"/>
+          <w:sz w:val="24"/>
+          <w:szCs w:val="24"/>
+        </w:rPr>
+        <w:t xml:space="preserve">(PlayerId, DataRegistro)</w:t>
+      </w:r>
+      <w:r>
+        <w:rPr>
+          <w:rFonts w:ascii="Open Sans" w:hAnsi="Open Sans" w:cs="Open Sans" w:eastAsia="Open Sans"/>
+          <w:color w:val="000000"/>
+          <w:sz w:val="24"/>
+          <w:szCs w:val="24"/>
+        </w:rPr>
+        <w:t xml:space="preserve"> serve para consultas que filtram por jogador, com ou sem a data; o inverso, </w:t>
+      </w:r>
+      <w:r>
+        <w:rPr>
+          <w:rFonts w:ascii="Consolas" w:hAnsi="Consolas" w:cs="Consolas" w:eastAsia="Consolas"/>
+          <w:color w:val="000000"/>
+          <w:shd w:val="clear" w:fill="F2F2F2"/>
+          <w:sz w:val="24"/>
+          <w:szCs w:val="24"/>
+        </w:rPr>
+        <w:t xml:space="preserve">(DataRegistro, PlayerId)</w:t>
+      </w:r>
+      <w:r>
+        <w:rPr>
+          <w:rFonts w:ascii="Open Sans" w:hAnsi="Open Sans" w:cs="Open Sans" w:eastAsia="Open Sans"/>
+          <w:color w:val="000000"/>
+          <w:sz w:val="24"/>
+          <w:szCs w:val="24"/>
+        </w:rPr>
+        <w:t xml:space="preserve">, não serve para filtrar só por jogador.</w:t>
+      </w:r>
+    </w:p>
+    <w:p>
+      <w:pPr>
+        <w:spacing w:after="120" w:before="120" w:line="276" w:lineRule="auto"/>
+        <w:ind w:firstLine="0" w:start="0"/>
+        <w:jc w:val="both"/>
+      </w:pPr>
+      <w:r>
+        <w:rPr>
+          <w:rFonts w:ascii="Open Sans" w:hAnsi="Open Sans" w:cs="Open Sans" w:eastAsia="Open Sans"/>
+          <w:color w:val="000000"/>
+          <w:sz w:val="24"/>
+          <w:szCs w:val="24"/>
+        </w:rPr>
+        <w:t xml:space="preserve">No contexto do capstone, um índice </w:t>
+      </w:r>
+      <w:r>
+        <w:rPr>
+          <w:rFonts w:ascii="Consolas" w:hAnsi="Consolas" w:cs="Consolas" w:eastAsia="Consolas"/>
+          <w:color w:val="000000"/>
+          <w:shd w:val="clear" w:fill="F2F2F2"/>
+          <w:sz w:val="24"/>
+          <w:szCs w:val="24"/>
+        </w:rPr>
+        <w:t xml:space="preserve">(player_id, game_id)</w:t>
+      </w:r>
+      <w:r>
+        <w:rPr>
+          <w:rFonts w:ascii="Open Sans" w:hAnsi="Open Sans" w:cs="Open Sans" w:eastAsia="Open Sans"/>
+          <w:color w:val="000000"/>
+          <w:sz w:val="24"/>
+          <w:szCs w:val="24"/>
+        </w:rPr>
+        <w:t xml:space="preserve"> se justificaria numa tabela que registre participação por partida — consulta do tipo "o desempenho deste jogador nesta partida", que é exatamente o padrão filtro-composto.</w:t>
+      </w:r>
+    </w:p>
+    <w:p>
+      <w:pPr>
+        <w:spacing w:after="120" w:before="240" w:line="276" w:lineRule="auto"/>
+        <w:ind w:firstLine="0" w:start="0"/>
+        <w:jc w:val="start"/>
+      </w:pPr>
+      <w:r>
+        <w:rPr>
+          <w:rFonts w:ascii="Open Sans" w:hAnsi="Open Sans" w:cs="Open Sans" w:eastAsia="Open Sans"/>
+          <w:b/>
+          <w:bCs/>
+          <w:color w:val="000000"/>
+          <w:sz w:val="26"/>
+          <w:szCs w:val="26"/>
+        </w:rPr>
+        <w:t xml:space="preserve">2.4. O custo dos índices na escrita</w:t>
+      </w:r>
+    </w:p>
+    <w:p>
+      <w:pPr>
+        <w:spacing w:after="120" w:before="120" w:line="276" w:lineRule="auto"/>
+        <w:ind w:firstLine="0" w:start="0"/>
+        <w:jc w:val="both"/>
+      </w:pPr>
+      <w:r>
+        <w:rPr>
+          <w:rFonts w:ascii="Open Sans" w:hAnsi="Open Sans" w:cs="Open Sans" w:eastAsia="Open Sans"/>
+          <w:color w:val="000000"/>
+          <w:sz w:val="24"/>
+          <w:szCs w:val="24"/>
+        </w:rPr>
+        <w:t xml:space="preserve">Este é o trade-off central e o mais fácil de esquecer. </w:t>
+      </w:r>
+      <w:r>
+        <w:rPr>
+          <w:rFonts w:ascii="Open Sans" w:hAnsi="Open Sans" w:cs="Open Sans" w:eastAsia="Open Sans"/>
+          <w:b/>
+          <w:bCs/>
+          <w:color w:val="000000"/>
+          <w:sz w:val="24"/>
+          <w:szCs w:val="24"/>
+        </w:rPr>
+        <w:t xml:space="preserve">Todo índice é uma estrutura adicional que precisa ser atualizada a cada `INSERT`, `UPDATE` e `DELETE`.</w:t>
+      </w:r>
+      <w:r>
+        <w:rPr>
+          <w:rFonts w:ascii="Open Sans" w:hAnsi="Open Sans" w:cs="Open Sans" w:eastAsia="Open Sans"/>
+          <w:color w:val="000000"/>
+          <w:sz w:val="24"/>
+          <w:szCs w:val="24"/>
+        </w:rPr>
+        <w:t xml:space="preserve"> Uma tabela com cinco índices paga, em cada escrita, a atualização de cinco árvores além da própria linha.</w:t>
+      </w:r>
+    </w:p>
+    <w:p>
+      <w:pPr>
+        <w:spacing w:after="120" w:before="120" w:line="276" w:lineRule="auto"/>
+        <w:ind w:firstLine="0" w:start="0"/>
+        <w:jc w:val="both"/>
+      </w:pPr>
+      <w:r>
+        <w:rPr>
+          <w:rFonts w:ascii="Open Sans" w:hAnsi="Open Sans" w:cs="Open Sans" w:eastAsia="Open Sans"/>
+          <w:color w:val="000000"/>
+          <w:sz w:val="24"/>
+          <w:szCs w:val="24"/>
+        </w:rPr>
+        <w:t xml:space="preserve">No Battle Tanks isso importa concretamente: </w:t>
+      </w:r>
+      <w:r>
+        <w:rPr>
+          <w:rFonts w:ascii="Consolas" w:hAnsi="Consolas" w:cs="Consolas" w:eastAsia="Consolas"/>
+          <w:color w:val="000000"/>
+          <w:shd w:val="clear" w:fill="F2F2F2"/>
+          <w:sz w:val="24"/>
+          <w:szCs w:val="24"/>
+        </w:rPr>
+        <w:t xml:space="preserve">PontuacaoTotal</w:t>
+      </w:r>
+      <w:r>
+        <w:rPr>
+          <w:rFonts w:ascii="Open Sans" w:hAnsi="Open Sans" w:cs="Open Sans" w:eastAsia="Open Sans"/>
+          <w:color w:val="000000"/>
+          <w:sz w:val="24"/>
+          <w:szCs w:val="24"/>
+        </w:rPr>
+        <w:t xml:space="preserve"> do jogador é atualizada ao fim de cada partida. Se essa coluna estiver indexada — e ela precisa estar, para o ranking — cada atualização reposiciona a entrada na árvore. Com partidas simultâneas terminando em rajada, esse custo aparece.</w:t>
+      </w:r>
+    </w:p>
+    <w:p>
+      <w:pPr>
+        <w:spacing w:after="120" w:before="120" w:line="276" w:lineRule="auto"/>
+        <w:ind w:firstLine="0" w:start="0"/>
+        <w:jc w:val="both"/>
+      </w:pPr>
+      <w:r>
+        <w:rPr>
+          <w:rFonts w:ascii="Open Sans" w:hAnsi="Open Sans" w:cs="Open Sans" w:eastAsia="Open Sans"/>
+          <w:color w:val="000000"/>
+          <w:sz w:val="24"/>
+          <w:szCs w:val="24"/>
+        </w:rPr>
+        <w:t xml:space="preserve">Duas mitigações se aplicam ao projeto:</w:t>
+      </w:r>
+    </w:p>
+    <w:p>
+      <w:pPr>
+        <w:spacing w:after="40" w:before="40" w:line="276" w:lineRule="auto"/>
+        <w:ind w:firstLine="0" w:start="360"/>
+        <w:jc w:val="start"/>
+      </w:pPr>
+      <w:r>
+        <w:rPr>
+          <w:rFonts w:ascii="Open Sans" w:hAnsi="Open Sans" w:cs="Open Sans" w:eastAsia="Open Sans"/>
+          <w:color w:val="000000"/>
+          <w:sz w:val="24"/>
+          <w:szCs w:val="24"/>
+        </w:rPr>
+        <w:t xml:space="preserve">•  </w:t>
+      </w:r>
+      <w:r>
+        <w:rPr>
+          <w:rFonts w:ascii="Open Sans" w:hAnsi="Open Sans" w:cs="Open Sans" w:eastAsia="Open Sans"/>
+          <w:b/>
+          <w:bCs/>
+          <w:color w:val="000000"/>
+          <w:sz w:val="24"/>
+          <w:szCs w:val="24"/>
+        </w:rPr>
+        <w:t xml:space="preserve">Escrever menos vezes.</w:t>
+      </w:r>
+      <w:r>
+        <w:rPr>
+          <w:rFonts w:ascii="Open Sans" w:hAnsi="Open Sans" w:cs="Open Sans" w:eastAsia="Open Sans"/>
+          <w:color w:val="000000"/>
+          <w:sz w:val="24"/>
+          <w:szCs w:val="24"/>
+        </w:rPr>
+        <w:t xml:space="preserve"> Acumular a pontuação no Redis durante a partida e persistir uma</w:t>
+      </w:r>
+    </w:p>
+    <w:p>
+      <w:pPr>
+        <w:spacing w:after="120" w:before="120" w:line="276" w:lineRule="auto"/>
+        <w:ind w:firstLine="0" w:start="0"/>
+        <w:jc w:val="both"/>
+      </w:pPr>
+      <w:r>
+        <w:rPr>
+          <w:rFonts w:ascii="Open Sans" w:hAnsi="Open Sans" w:cs="Open Sans" w:eastAsia="Open Sans"/>
+          <w:color w:val="000000"/>
+          <w:sz w:val="24"/>
+          <w:szCs w:val="24"/>
+        </w:rPr>
+        <w:t xml:space="preserve">  vez no fim, em vez de a cada evento.</w:t>
+      </w:r>
+    </w:p>
+    <w:p>
+      <w:pPr>
+        <w:spacing w:after="40" w:before="40" w:line="276" w:lineRule="auto"/>
+        <w:ind w:firstLine="0" w:start="360"/>
+        <w:jc w:val="start"/>
+      </w:pPr>
+      <w:r>
+        <w:rPr>
+          <w:rFonts w:ascii="Open Sans" w:hAnsi="Open Sans" w:cs="Open Sans" w:eastAsia="Open Sans"/>
+          <w:color w:val="000000"/>
+          <w:sz w:val="24"/>
+          <w:szCs w:val="24"/>
+        </w:rPr>
+        <w:t xml:space="preserve">•  </w:t>
+      </w:r>
+      <w:r>
+        <w:rPr>
+          <w:rFonts w:ascii="Open Sans" w:hAnsi="Open Sans" w:cs="Open Sans" w:eastAsia="Open Sans"/>
+          <w:b/>
+          <w:bCs/>
+          <w:color w:val="000000"/>
+          <w:sz w:val="24"/>
+          <w:szCs w:val="24"/>
+        </w:rPr>
+        <w:t xml:space="preserve">Manter o ranking fora do PostgreSQL.</w:t>
+      </w:r>
+      <w:r>
+        <w:rPr>
+          <w:rFonts w:ascii="Open Sans" w:hAnsi="Open Sans" w:cs="Open Sans" w:eastAsia="Open Sans"/>
+          <w:color w:val="000000"/>
+          <w:sz w:val="24"/>
+          <w:szCs w:val="24"/>
+        </w:rPr>
+        <w:t xml:space="preserve"> Um Sorted Set no Redis absorve a atualização</w:t>
+      </w:r>
+    </w:p>
+    <w:p>
+      <w:pPr>
+        <w:spacing w:after="120" w:before="120" w:line="276" w:lineRule="auto"/>
+        <w:ind w:firstLine="0" w:start="0"/>
+        <w:jc w:val="both"/>
+      </w:pPr>
+      <w:r>
+        <w:rPr>
+          <w:rFonts w:ascii="Open Sans" w:hAnsi="Open Sans" w:cs="Open Sans" w:eastAsia="Open Sans"/>
+          <w:color w:val="000000"/>
+          <w:sz w:val="24"/>
+          <w:szCs w:val="24"/>
+        </w:rPr>
+        <w:t xml:space="preserve">  frequente, e o banco guarda a verdade consolidada.</w:t>
+      </w:r>
+    </w:p>
+    <w:p>
+      <w:pPr>
+        <w:spacing w:after="120" w:before="120" w:line="276" w:lineRule="auto"/>
+        <w:ind w:firstLine="0" w:start="0"/>
+        <w:jc w:val="both"/>
+      </w:pPr>
+      <w:r>
+        <w:rPr>
+          <w:rFonts w:ascii="Open Sans" w:hAnsi="Open Sans" w:cs="Open Sans" w:eastAsia="Open Sans"/>
+          <w:color w:val="000000"/>
+          <w:sz w:val="24"/>
+          <w:szCs w:val="24"/>
+        </w:rPr>
+        <w:t xml:space="preserve">A regra prática: </w:t>
+      </w:r>
+      <w:r>
+        <w:rPr>
+          <w:rFonts w:ascii="Open Sans" w:hAnsi="Open Sans" w:cs="Open Sans" w:eastAsia="Open Sans"/>
+          <w:b/>
+          <w:bCs/>
+          <w:color w:val="000000"/>
+          <w:sz w:val="24"/>
+          <w:szCs w:val="24"/>
+        </w:rPr>
+        <w:t xml:space="preserve">índice acelera leitura e desacelera escrita</w:t>
+      </w:r>
+      <w:r>
+        <w:rPr>
+          <w:rFonts w:ascii="Open Sans" w:hAnsi="Open Sans" w:cs="Open Sans" w:eastAsia="Open Sans"/>
+          <w:color w:val="000000"/>
+          <w:sz w:val="24"/>
+          <w:szCs w:val="24"/>
+        </w:rPr>
+        <w:t xml:space="preserve">. Só se justifica quando a razão leitura/escrita daquela coluna é alta — que é o caso do ranking, e não o caso de uma coluna de log.</w:t>
+      </w:r>
+    </w:p>
+    <w:p>
+      <w:pPr>
+        <w:pBdr>
+          <w:bottom w:val="single" w:sz="6" w:space="1" w:color="CCCCCC"/>
+        </w:pBdr>
+      </w:pPr>
+    </w:p>
+    <w:p>
+      <w:pPr>
+        <w:spacing w:after="120" w:before="240" w:line="276" w:lineRule="auto"/>
+        <w:ind w:firstLine="0" w:start="0"/>
+        <w:jc w:val="start"/>
+      </w:pPr>
+      <w:r>
+        <w:rPr>
+          <w:rFonts w:ascii="Open Sans" w:hAnsi="Open Sans" w:cs="Open Sans" w:eastAsia="Open Sans"/>
+          <w:b/>
+          <w:bCs/>
+          <w:color w:val="000000"/>
+          <w:sz w:val="30"/>
+          <w:szCs w:val="30"/>
+        </w:rPr>
+        <w:t xml:space="preserve">3. Particionamento vs sharding</w:t>
+      </w:r>
+    </w:p>
+    <w:p>
+      <w:pPr>
+        <w:spacing w:after="120" w:before="240" w:line="276" w:lineRule="auto"/>
+        <w:ind w:firstLine="0" w:start="0"/>
+        <w:jc w:val="start"/>
+      </w:pPr>
+      <w:r>
+        <w:rPr>
+          <w:rFonts w:ascii="Open Sans" w:hAnsi="Open Sans" w:cs="Open Sans" w:eastAsia="Open Sans"/>
+          <w:b/>
+          <w:bCs/>
+          <w:color w:val="000000"/>
+          <w:sz w:val="26"/>
+          <w:szCs w:val="26"/>
+        </w:rPr>
+        <w:t xml:space="preserve">3.1. A diferença</w:t>
+      </w:r>
+    </w:p>
+    <w:p>
+      <w:pPr>
+        <w:spacing w:after="120" w:before="120" w:line="276" w:lineRule="auto"/>
+        <w:ind w:firstLine="0" w:start="0"/>
+        <w:jc w:val="both"/>
+      </w:pPr>
+      <w:r>
+        <w:rPr>
+          <w:rFonts w:ascii="Open Sans" w:hAnsi="Open Sans" w:cs="Open Sans" w:eastAsia="Open Sans"/>
+          <w:b/>
+          <w:bCs/>
+          <w:color w:val="000000"/>
+          <w:sz w:val="24"/>
+          <w:szCs w:val="24"/>
+        </w:rPr>
+        <w:t xml:space="preserve">Particionamento</w:t>
+      </w:r>
+      <w:r>
+        <w:rPr>
+          <w:rFonts w:ascii="Open Sans" w:hAnsi="Open Sans" w:cs="Open Sans" w:eastAsia="Open Sans"/>
+          <w:color w:val="000000"/>
+          <w:sz w:val="24"/>
+          <w:szCs w:val="24"/>
+        </w:rPr>
+        <w:t xml:space="preserve"> divide uma tabela em pedaços </w:t>
+      </w:r>
+      <w:r>
+        <w:rPr>
+          <w:rFonts w:ascii="Open Sans" w:hAnsi="Open Sans" w:cs="Open Sans" w:eastAsia="Open Sans"/>
+          <w:b/>
+          <w:bCs/>
+          <w:color w:val="000000"/>
+          <w:sz w:val="24"/>
+          <w:szCs w:val="24"/>
+        </w:rPr>
+        <w:t xml:space="preserve">dentro do mesmo banco</w:t>
+      </w:r>
+      <w:r>
+        <w:rPr>
+          <w:rFonts w:ascii="Open Sans" w:hAnsi="Open Sans" w:cs="Open Sans" w:eastAsia="Open Sans"/>
+          <w:color w:val="000000"/>
+          <w:sz w:val="24"/>
+          <w:szCs w:val="24"/>
+        </w:rPr>
+        <w:t xml:space="preserve">. O PostgreSQL apresenta uma tabela lógica única, e o planejador descarta partições que não podem conter o resultado — </w:t>
+      </w:r>
+      <w:r>
+        <w:rPr>
+          <w:rFonts w:ascii="Open Sans" w:hAnsi="Open Sans" w:cs="Open Sans" w:eastAsia="Open Sans"/>
+          <w:i/>
+          <w:iCs/>
+          <w:color w:val="000000"/>
+          <w:sz w:val="24"/>
+          <w:szCs w:val="24"/>
+        </w:rPr>
+        <w:t xml:space="preserve">partition pruning</w:t>
+      </w:r>
+      <w:r>
+        <w:rPr>
+          <w:rFonts w:ascii="Open Sans" w:hAnsi="Open Sans" w:cs="Open Sans" w:eastAsia="Open Sans"/>
+          <w:color w:val="000000"/>
+          <w:sz w:val="24"/>
+          <w:szCs w:val="24"/>
+        </w:rPr>
+        <w:t xml:space="preserve">. É transparente para a aplicação.</w:t>
+      </w:r>
+    </w:p>
+    <w:p>
+      <w:pPr>
+        <w:spacing w:after="120" w:before="120" w:line="276" w:lineRule="auto"/>
+        <w:ind w:firstLine="0" w:start="0"/>
+        <w:jc w:val="both"/>
+      </w:pPr>
+      <w:r>
+        <w:rPr>
+          <w:rFonts w:ascii="Open Sans" w:hAnsi="Open Sans" w:cs="Open Sans" w:eastAsia="Open Sans"/>
+          <w:b/>
+          <w:bCs/>
+          <w:color w:val="000000"/>
+          <w:sz w:val="24"/>
+          <w:szCs w:val="24"/>
+        </w:rPr>
+        <w:t xml:space="preserve">Sharding</w:t>
+      </w:r>
+      <w:r>
+        <w:rPr>
+          <w:rFonts w:ascii="Open Sans" w:hAnsi="Open Sans" w:cs="Open Sans" w:eastAsia="Open Sans"/>
+          <w:color w:val="000000"/>
+          <w:sz w:val="24"/>
+          <w:szCs w:val="24"/>
+        </w:rPr>
+        <w:t xml:space="preserve"> distribui os dados por </w:t>
+      </w:r>
+      <w:r>
+        <w:rPr>
+          <w:rFonts w:ascii="Open Sans" w:hAnsi="Open Sans" w:cs="Open Sans" w:eastAsia="Open Sans"/>
+          <w:b/>
+          <w:bCs/>
+          <w:color w:val="000000"/>
+          <w:sz w:val="24"/>
+          <w:szCs w:val="24"/>
+        </w:rPr>
+        <w:t xml:space="preserve">instâncias diferentes</w:t>
+      </w:r>
+      <w:r>
+        <w:rPr>
+          <w:rFonts w:ascii="Open Sans" w:hAnsi="Open Sans" w:cs="Open Sans" w:eastAsia="Open Sans"/>
+          <w:color w:val="000000"/>
+          <w:sz w:val="24"/>
+          <w:szCs w:val="24"/>
+        </w:rPr>
+        <w:t xml:space="preserve">, em máquinas diferentes. Deixa de ser transparente: a aplicação ou uma camada intermediária precisa saber em qual shard está cada dado, e uma consulta que atravessa shards vira consulta distribuída.</w:t>
+      </w:r>
+    </w:p>
+    <w:p>
+      <w:pPr>
+        <w:spacing w:after="40" w:before="160" w:line="276" w:lineRule="auto"/>
+        <w:ind w:firstLine="0" w:start="0"/>
+        <w:jc w:val="center"/>
+      </w:pPr>
+      <w:r>
+        <w:drawing>
+          <wp:inline>
+            <wp:extent cx="5400000" cy="4167246"/>
+            <wp:docPr id="102" name="Imagem 102" descr="Figura 1 — Particionamento e sharding resolvem gargalos diferentes"/>
+            <wp:cNvGraphicFramePr>
+              <a:graphicFrameLocks noChangeAspect="true"/>
+            </wp:cNvGraphicFramePr>
+            <a:graphic>
+              <a:graphicData uri="http://schemas.openxmlformats.org/drawingml/2006/picture">
+                <pic:pic xmlns:pic="http://schemas.openxmlformats.org/drawingml/2006/picture">
+                  <pic:nvPicPr>
+                    <pic:cNvPr id="102" name="Imagem 102"/>
+                    <pic:cNvPicPr/>
+                  </pic:nvPicPr>
+                  <pic:blipFill>
+                    <a:blip r:embed="rIdImg902"/>
+                    <a:stretch>
+                      <a:fillRect/>
+                    </a:stretch>
+                  </pic:blipFill>
+                  <pic:spPr>
+                    <a:xfrm>
+                      <a:off x="0" y="0"/>
                       <a:ext cx="5400000" cy="4167246"/>
                     </a:xfrm>
                     <a:prstGeom prst="rect">
@@ -2210,224 +2177,45 @@
     </w:p>
     <w:p>
       <w:pPr>
-        <w:spacing w:after="0" w:before="120" w:line="276" w:lineRule="auto"/>
-        <w:ind w:firstLine="0" w:start="0"/>
-        <w:jc w:val="start"/>
-      </w:pPr>
-      <w:r>
-        <w:rPr>
-          <w:rFonts w:ascii="Open Sans" w:hAnsi="Open Sans" w:cs="Open Sans" w:eastAsia="Open Sans"/>
-          <w:i/>
-          <w:iCs/>
-          <w:color w:val="666666"/>
-          <w:sz w:val="18"/>
-          <w:szCs w:val="18"/>
-        </w:rPr>
-        <w:t xml:space="preserve">sql</w:t>
-      </w:r>
-    </w:p>
-    <w:p>
-      <w:pPr>
-        <w:spacing w:after="0" w:before="40" w:line="240" w:lineRule="auto"/>
-        <w:ind w:firstLine="0" w:start="200"/>
-        <w:jc w:val="start"/>
-        <w:shd w:val="clear" w:fill="F5F5F5"/>
-      </w:pPr>
-      <w:r>
-        <w:rPr>
-          <w:rFonts w:ascii="Consolas" w:hAnsi="Consolas" w:cs="Consolas" w:eastAsia="Consolas"/>
-          <w:color w:val="000000"/>
-          <w:sz w:val="19"/>
-          <w:szCs w:val="19"/>
-        </w:rPr>
-        <w:t xml:space="preserve">CREATE TABLE "Pontuacoes" (</w:t>
-      </w:r>
-    </w:p>
-    <w:p>
-      <w:pPr>
-        <w:spacing w:after="0" w:before="0" w:line="240" w:lineRule="auto"/>
-        <w:ind w:firstLine="0" w:start="200"/>
-        <w:jc w:val="start"/>
-        <w:shd w:val="clear" w:fill="F5F5F5"/>
-      </w:pPr>
-      <w:r>
-        <w:rPr>
-          <w:rFonts w:ascii="Consolas" w:hAnsi="Consolas" w:cs="Consolas" w:eastAsia="Consolas"/>
-          <w:color w:val="000000"/>
-          <w:sz w:val="19"/>
-          <w:szCs w:val="19"/>
-        </w:rPr>
-        <w:t xml:space="preserve">    "Id"            bigserial,</w:t>
-      </w:r>
-    </w:p>
-    <w:p>
-      <w:pPr>
-        <w:spacing w:after="0" w:before="0" w:line="240" w:lineRule="auto"/>
-        <w:ind w:firstLine="0" w:start="200"/>
-        <w:jc w:val="start"/>
-        <w:shd w:val="clear" w:fill="F5F5F5"/>
-      </w:pPr>
-      <w:r>
-        <w:rPr>
-          <w:rFonts w:ascii="Consolas" w:hAnsi="Consolas" w:cs="Consolas" w:eastAsia="Consolas"/>
-          <w:color w:val="000000"/>
-          <w:sz w:val="19"/>
-          <w:szCs w:val="19"/>
-        </w:rPr>
-        <w:t xml:space="preserve">    "PlayerId"      int          NOT NULL,</w:t>
-      </w:r>
-    </w:p>
-    <w:p>
-      <w:pPr>
-        <w:spacing w:after="0" w:before="0" w:line="240" w:lineRule="auto"/>
-        <w:ind w:firstLine="0" w:start="200"/>
-        <w:jc w:val="start"/>
-        <w:shd w:val="clear" w:fill="F5F5F5"/>
-      </w:pPr>
-      <w:r>
-        <w:rPr>
-          <w:rFonts w:ascii="Consolas" w:hAnsi="Consolas" w:cs="Consolas" w:eastAsia="Consolas"/>
-          <w:color w:val="000000"/>
-          <w:sz w:val="19"/>
-          <w:szCs w:val="19"/>
-        </w:rPr>
-        <w:t xml:space="preserve">    "Pontos"        int          NOT NULL,</w:t>
-      </w:r>
-    </w:p>
-    <w:p>
-      <w:pPr>
-        <w:spacing w:after="0" w:before="0" w:line="240" w:lineRule="auto"/>
-        <w:ind w:firstLine="0" w:start="200"/>
-        <w:jc w:val="start"/>
-        <w:shd w:val="clear" w:fill="F5F5F5"/>
-      </w:pPr>
-      <w:r>
-        <w:rPr>
-          <w:rFonts w:ascii="Consolas" w:hAnsi="Consolas" w:cs="Consolas" w:eastAsia="Consolas"/>
-          <w:color w:val="000000"/>
-          <w:sz w:val="19"/>
-          <w:szCs w:val="19"/>
-        </w:rPr>
-        <w:t xml:space="preserve">    "DataRegistro"  timestamptz  NOT NULL</w:t>
-      </w:r>
-    </w:p>
-    <w:p>
-      <w:pPr>
-        <w:spacing w:after="0" w:before="0" w:line="240" w:lineRule="auto"/>
-        <w:ind w:firstLine="0" w:start="200"/>
-        <w:jc w:val="start"/>
-        <w:shd w:val="clear" w:fill="F5F5F5"/>
-      </w:pPr>
-      <w:r>
-        <w:rPr>
-          <w:rFonts w:ascii="Consolas" w:hAnsi="Consolas" w:cs="Consolas" w:eastAsia="Consolas"/>
-          <w:color w:val="000000"/>
-          <w:sz w:val="19"/>
-          <w:szCs w:val="19"/>
-        </w:rPr>
-        <w:t xml:space="preserve">) PARTITION BY RANGE ("DataRegistro");</w:t>
-      </w:r>
-    </w:p>
-    <w:p>
-      <w:pPr>
-        <w:spacing w:after="0" w:before="0" w:line="240" w:lineRule="auto"/>
-        <w:ind w:firstLine="0" w:start="200"/>
-        <w:jc w:val="start"/>
-        <w:shd w:val="clear" w:fill="F5F5F5"/>
-      </w:pPr>
-      <w:r>
-        <w:rPr>
-          <w:rFonts w:ascii="Consolas" w:hAnsi="Consolas" w:cs="Consolas" w:eastAsia="Consolas"/>
-          <w:color w:val="000000"/>
-          <w:sz w:val="19"/>
-          <w:szCs w:val="19"/>
-        </w:rPr>
-        <w:t xml:space="preserve"> </w:t>
-      </w:r>
-    </w:p>
-    <w:p>
-      <w:pPr>
-        <w:spacing w:after="0" w:before="0" w:line="240" w:lineRule="auto"/>
-        <w:ind w:firstLine="0" w:start="200"/>
-        <w:jc w:val="start"/>
-        <w:shd w:val="clear" w:fill="F5F5F5"/>
-      </w:pPr>
-      <w:r>
-        <w:rPr>
-          <w:rFonts w:ascii="Consolas" w:hAnsi="Consolas" w:cs="Consolas" w:eastAsia="Consolas"/>
-          <w:color w:val="000000"/>
-          <w:sz w:val="19"/>
-          <w:szCs w:val="19"/>
-        </w:rPr>
-        <w:t xml:space="preserve">CREATE TABLE "Pontuacoes_2026_q3" PARTITION OF "Pontuacoes"</w:t>
-      </w:r>
-    </w:p>
-    <w:p>
-      <w:pPr>
-        <w:spacing w:after="0" w:before="0" w:line="240" w:lineRule="auto"/>
-        <w:ind w:firstLine="0" w:start="200"/>
-        <w:jc w:val="start"/>
-        <w:shd w:val="clear" w:fill="F5F5F5"/>
-      </w:pPr>
-      <w:r>
-        <w:rPr>
-          <w:rFonts w:ascii="Consolas" w:hAnsi="Consolas" w:cs="Consolas" w:eastAsia="Consolas"/>
-          <w:color w:val="000000"/>
-          <w:sz w:val="19"/>
-          <w:szCs w:val="19"/>
-        </w:rPr>
-        <w:t xml:space="preserve">    FOR VALUES FROM ('2026-07-01') TO ('2026-10-01');</w:t>
-      </w:r>
-    </w:p>
-    <w:p>
-      <w:pPr>
-        <w:spacing w:after="0" w:before="0" w:line="240" w:lineRule="auto"/>
-        <w:ind w:firstLine="0" w:start="200"/>
-        <w:jc w:val="start"/>
-        <w:shd w:val="clear" w:fill="F5F5F5"/>
-      </w:pPr>
-      <w:r>
-        <w:rPr>
-          <w:rFonts w:ascii="Consolas" w:hAnsi="Consolas" w:cs="Consolas" w:eastAsia="Consolas"/>
-          <w:color w:val="000000"/>
-          <w:sz w:val="19"/>
-          <w:szCs w:val="19"/>
-        </w:rPr>
-        <w:t xml:space="preserve"> </w:t>
-      </w:r>
-    </w:p>
-    <w:p>
-      <w:pPr>
-        <w:spacing w:after="0" w:before="0" w:line="240" w:lineRule="auto"/>
-        <w:ind w:firstLine="0" w:start="200"/>
-        <w:jc w:val="start"/>
-        <w:shd w:val="clear" w:fill="F5F5F5"/>
-      </w:pPr>
-      <w:r>
-        <w:rPr>
-          <w:rFonts w:ascii="Consolas" w:hAnsi="Consolas" w:cs="Consolas" w:eastAsia="Consolas"/>
-          <w:color w:val="000000"/>
-          <w:sz w:val="19"/>
-          <w:szCs w:val="19"/>
-        </w:rPr>
-        <w:t xml:space="preserve">CREATE TABLE "Pontuacoes_2026_q4" PARTITION OF "Pontuacoes"</w:t>
-      </w:r>
-    </w:p>
-    <w:p>
-      <w:pPr>
-        <w:spacing w:after="120" w:before="0" w:line="240" w:lineRule="auto"/>
-        <w:ind w:firstLine="0" w:start="200"/>
-        <w:jc w:val="start"/>
-        <w:shd w:val="clear" w:fill="F5F5F5"/>
-      </w:pPr>
-      <w:r>
-        <w:rPr>
-          <w:rFonts w:ascii="Consolas" w:hAnsi="Consolas" w:cs="Consolas" w:eastAsia="Consolas"/>
-          <w:color w:val="000000"/>
-          <w:sz w:val="19"/>
-          <w:szCs w:val="19"/>
-        </w:rPr>
-        <w:t xml:space="preserve">    FOR VALUES FROM ('2026-10-01') TO ('2027-01-01');</w:t>
+        <w:spacing w:after="40" w:before="160" w:line="276" w:lineRule="auto"/>
+        <w:ind w:firstLine="0" w:start="0"/>
+        <w:jc w:val="center"/>
+      </w:pPr>
+      <w:r>
+        <w:drawing>
+          <wp:inline>
+            <wp:extent cx="5400000" cy="3094382"/>
+            <wp:docPr id="103" name="Imagem 103" descr=""/>
+            <wp:cNvGraphicFramePr>
+              <a:graphicFrameLocks noChangeAspect="true"/>
+            </wp:cNvGraphicFramePr>
+            <a:graphic>
+              <a:graphicData uri="http://schemas.openxmlformats.org/drawingml/2006/picture">
+                <pic:pic xmlns:pic="http://schemas.openxmlformats.org/drawingml/2006/picture">
+                  <pic:nvPicPr>
+                    <pic:cNvPr id="103" name="Imagem 103"/>
+                    <pic:cNvPicPr/>
+                  </pic:nvPicPr>
+                  <pic:blipFill>
+                    <a:blip r:embed="rIdImg903"/>
+                    <a:stretch>
+                      <a:fillRect/>
+                    </a:stretch>
+                  </pic:blipFill>
+                  <pic:spPr>
+                    <a:xfrm>
+                      <a:off x="0" y="0"/>
+                      <a:ext cx="5400000" cy="3094382"/>
+                    </a:xfrm>
+                    <a:prstGeom prst="rect">
+                      <a:avLst/>
+                    </a:prstGeom>
+                  </pic:spPr>
+                </pic:pic>
+              </a:graphicData>
+            </a:graphic>
+          </wp:inline>
+        </w:drawing>
       </w:r>
     </w:p>
     <w:p>
@@ -3354,6 +3142,24 @@
           <w:b/>
           <w:bCs/>
           <w:color w:val="000000"/>
+          <w:sz w:val="30"/>
+          <w:szCs w:val="30"/>
+        </w:rPr>
+        <w:t xml:space="preserve">4. Procedimentos armazenados e Redis</w:t>
+      </w:r>
+    </w:p>
+    <w:p>
+      <w:pPr>
+        <w:spacing w:after="120" w:before="240" w:line="276" w:lineRule="auto"/>
+        <w:ind w:firstLine="0" w:start="0"/>
+        <w:jc w:val="start"/>
+      </w:pPr>
+      <w:r>
+        <w:rPr>
+          <w:rFonts w:ascii="Open Sans" w:hAnsi="Open Sans" w:cs="Open Sans" w:eastAsia="Open Sans"/>
+          <w:b/>
+          <w:bCs/>
+          <w:color w:val="000000"/>
           <w:sz w:val="26"/>
           <w:szCs w:val="26"/>
         </w:rPr>
@@ -3434,224 +3240,45 @@
     </w:p>
     <w:p>
       <w:pPr>
-        <w:spacing w:after="0" w:before="120" w:line="276" w:lineRule="auto"/>
-        <w:ind w:firstLine="0" w:start="0"/>
-        <w:jc w:val="start"/>
-      </w:pPr>
-      <w:r>
-        <w:rPr>
-          <w:rFonts w:ascii="Open Sans" w:hAnsi="Open Sans" w:cs="Open Sans" w:eastAsia="Open Sans"/>
-          <w:i/>
-          <w:iCs/>
-          <w:color w:val="666666"/>
-          <w:sz w:val="18"/>
-          <w:szCs w:val="18"/>
-        </w:rPr>
-        <w:t xml:space="preserve">sql</w:t>
-      </w:r>
-    </w:p>
-    <w:p>
-      <w:pPr>
-        <w:spacing w:after="0" w:before="40" w:line="240" w:lineRule="auto"/>
-        <w:ind w:firstLine="0" w:start="200"/>
-        <w:jc w:val="start"/>
-        <w:shd w:val="clear" w:fill="F5F5F5"/>
-      </w:pPr>
-      <w:r>
-        <w:rPr>
-          <w:rFonts w:ascii="Consolas" w:hAnsi="Consolas" w:cs="Consolas" w:eastAsia="Consolas"/>
-          <w:color w:val="000000"/>
-          <w:sz w:val="19"/>
-          <w:szCs w:val="19"/>
-        </w:rPr>
-        <w:t xml:space="preserve">CREATE OR REPLACE FUNCTION calcular_pontuacao_final(p_player_id int, p_desde timestamptz)</w:t>
-      </w:r>
-    </w:p>
-    <w:p>
-      <w:pPr>
-        <w:spacing w:after="0" w:before="0" w:line="240" w:lineRule="auto"/>
-        <w:ind w:firstLine="0" w:start="200"/>
-        <w:jc w:val="start"/>
-        <w:shd w:val="clear" w:fill="F5F5F5"/>
-      </w:pPr>
-      <w:r>
-        <w:rPr>
-          <w:rFonts w:ascii="Consolas" w:hAnsi="Consolas" w:cs="Consolas" w:eastAsia="Consolas"/>
-          <w:color w:val="000000"/>
-          <w:sz w:val="19"/>
-          <w:szCs w:val="19"/>
-        </w:rPr>
-        <w:t xml:space="preserve">RETURNS int AS $$</w:t>
-      </w:r>
-    </w:p>
-    <w:p>
-      <w:pPr>
-        <w:spacing w:after="0" w:before="0" w:line="240" w:lineRule="auto"/>
-        <w:ind w:firstLine="0" w:start="200"/>
-        <w:jc w:val="start"/>
-        <w:shd w:val="clear" w:fill="F5F5F5"/>
-      </w:pPr>
-      <w:r>
-        <w:rPr>
-          <w:rFonts w:ascii="Consolas" w:hAnsi="Consolas" w:cs="Consolas" w:eastAsia="Consolas"/>
-          <w:color w:val="000000"/>
-          <w:sz w:val="19"/>
-          <w:szCs w:val="19"/>
-        </w:rPr>
-        <w:t xml:space="preserve">DECLARE total int;</w:t>
-      </w:r>
-    </w:p>
-    <w:p>
-      <w:pPr>
-        <w:spacing w:after="0" w:before="0" w:line="240" w:lineRule="auto"/>
-        <w:ind w:firstLine="0" w:start="200"/>
-        <w:jc w:val="start"/>
-        <w:shd w:val="clear" w:fill="F5F5F5"/>
-      </w:pPr>
-      <w:r>
-        <w:rPr>
-          <w:rFonts w:ascii="Consolas" w:hAnsi="Consolas" w:cs="Consolas" w:eastAsia="Consolas"/>
-          <w:color w:val="000000"/>
-          <w:sz w:val="19"/>
-          <w:szCs w:val="19"/>
-        </w:rPr>
-        <w:t xml:space="preserve">BEGIN</w:t>
-      </w:r>
-    </w:p>
-    <w:p>
-      <w:pPr>
-        <w:spacing w:after="0" w:before="0" w:line="240" w:lineRule="auto"/>
-        <w:ind w:firstLine="0" w:start="200"/>
-        <w:jc w:val="start"/>
-        <w:shd w:val="clear" w:fill="F5F5F5"/>
-      </w:pPr>
-      <w:r>
-        <w:rPr>
-          <w:rFonts w:ascii="Consolas" w:hAnsi="Consolas" w:cs="Consolas" w:eastAsia="Consolas"/>
-          <w:color w:val="000000"/>
-          <w:sz w:val="19"/>
-          <w:szCs w:val="19"/>
-        </w:rPr>
-        <w:t xml:space="preserve">    SELECT COALESCE(SUM("Pontos"), 0) INTO total</w:t>
-      </w:r>
-    </w:p>
-    <w:p>
-      <w:pPr>
-        <w:spacing w:after="0" w:before="0" w:line="240" w:lineRule="auto"/>
-        <w:ind w:firstLine="0" w:start="200"/>
-        <w:jc w:val="start"/>
-        <w:shd w:val="clear" w:fill="F5F5F5"/>
-      </w:pPr>
-      <w:r>
-        <w:rPr>
-          <w:rFonts w:ascii="Consolas" w:hAnsi="Consolas" w:cs="Consolas" w:eastAsia="Consolas"/>
-          <w:color w:val="000000"/>
-          <w:sz w:val="19"/>
-          <w:szCs w:val="19"/>
-        </w:rPr>
-        <w:t xml:space="preserve">    FROM "Pontuacoes"</w:t>
-      </w:r>
-    </w:p>
-    <w:p>
-      <w:pPr>
-        <w:spacing w:after="0" w:before="0" w:line="240" w:lineRule="auto"/>
-        <w:ind w:firstLine="0" w:start="200"/>
-        <w:jc w:val="start"/>
-        <w:shd w:val="clear" w:fill="F5F5F5"/>
-      </w:pPr>
-      <w:r>
-        <w:rPr>
-          <w:rFonts w:ascii="Consolas" w:hAnsi="Consolas" w:cs="Consolas" w:eastAsia="Consolas"/>
-          <w:color w:val="000000"/>
-          <w:sz w:val="19"/>
-          <w:szCs w:val="19"/>
-        </w:rPr>
-        <w:t xml:space="preserve">    WHERE "PlayerId" = p_player_id AND "DataRegistro" &gt;= p_desde;</w:t>
-      </w:r>
-    </w:p>
-    <w:p>
-      <w:pPr>
-        <w:spacing w:after="0" w:before="0" w:line="240" w:lineRule="auto"/>
-        <w:ind w:firstLine="0" w:start="200"/>
-        <w:jc w:val="start"/>
-        <w:shd w:val="clear" w:fill="F5F5F5"/>
-      </w:pPr>
-      <w:r>
-        <w:rPr>
-          <w:rFonts w:ascii="Consolas" w:hAnsi="Consolas" w:cs="Consolas" w:eastAsia="Consolas"/>
-          <w:color w:val="000000"/>
-          <w:sz w:val="19"/>
-          <w:szCs w:val="19"/>
-        </w:rPr>
-        <w:t xml:space="preserve"> </w:t>
-      </w:r>
-    </w:p>
-    <w:p>
-      <w:pPr>
-        <w:spacing w:after="0" w:before="0" w:line="240" w:lineRule="auto"/>
-        <w:ind w:firstLine="0" w:start="200"/>
-        <w:jc w:val="start"/>
-        <w:shd w:val="clear" w:fill="F5F5F5"/>
-      </w:pPr>
-      <w:r>
-        <w:rPr>
-          <w:rFonts w:ascii="Consolas" w:hAnsi="Consolas" w:cs="Consolas" w:eastAsia="Consolas"/>
-          <w:color w:val="000000"/>
-          <w:sz w:val="19"/>
-          <w:szCs w:val="19"/>
-        </w:rPr>
-        <w:t xml:space="preserve">    UPDATE "Jogadores" SET "PontuacaoTotal" = total WHERE "Id" = p_player_id;</w:t>
-      </w:r>
-    </w:p>
-    <w:p>
-      <w:pPr>
-        <w:spacing w:after="0" w:before="0" w:line="240" w:lineRule="auto"/>
-        <w:ind w:firstLine="0" w:start="200"/>
-        <w:jc w:val="start"/>
-        <w:shd w:val="clear" w:fill="F5F5F5"/>
-      </w:pPr>
-      <w:r>
-        <w:rPr>
-          <w:rFonts w:ascii="Consolas" w:hAnsi="Consolas" w:cs="Consolas" w:eastAsia="Consolas"/>
-          <w:color w:val="000000"/>
-          <w:sz w:val="19"/>
-          <w:szCs w:val="19"/>
-        </w:rPr>
-        <w:t xml:space="preserve">    RETURN total;</w:t>
-      </w:r>
-    </w:p>
-    <w:p>
-      <w:pPr>
-        <w:spacing w:after="0" w:before="0" w:line="240" w:lineRule="auto"/>
-        <w:ind w:firstLine="0" w:start="200"/>
-        <w:jc w:val="start"/>
-        <w:shd w:val="clear" w:fill="F5F5F5"/>
-      </w:pPr>
-      <w:r>
-        <w:rPr>
-          <w:rFonts w:ascii="Consolas" w:hAnsi="Consolas" w:cs="Consolas" w:eastAsia="Consolas"/>
-          <w:color w:val="000000"/>
-          <w:sz w:val="19"/>
-          <w:szCs w:val="19"/>
-        </w:rPr>
-        <w:t xml:space="preserve">END;</w:t>
-      </w:r>
-    </w:p>
-    <w:p>
-      <w:pPr>
-        <w:spacing w:after="120" w:before="0" w:line="240" w:lineRule="auto"/>
-        <w:ind w:firstLine="0" w:start="200"/>
-        <w:jc w:val="start"/>
-        <w:shd w:val="clear" w:fill="F5F5F5"/>
-      </w:pPr>
-      <w:r>
-        <w:rPr>
-          <w:rFonts w:ascii="Consolas" w:hAnsi="Consolas" w:cs="Consolas" w:eastAsia="Consolas"/>
-          <w:color w:val="000000"/>
-          <w:sz w:val="19"/>
-          <w:szCs w:val="19"/>
-        </w:rPr>
-        <w:t xml:space="preserve">$$ LANGUAGE plpgsql;</w:t>
+        <w:spacing w:after="40" w:before="160" w:line="276" w:lineRule="auto"/>
+        <w:ind w:firstLine="0" w:start="0"/>
+        <w:jc w:val="center"/>
+      </w:pPr>
+      <w:r>
+        <w:drawing>
+          <wp:inline>
+            <wp:extent cx="5400000" cy="2151563"/>
+            <wp:docPr id="104" name="Imagem 104" descr=""/>
+            <wp:cNvGraphicFramePr>
+              <a:graphicFrameLocks noChangeAspect="true"/>
+            </wp:cNvGraphicFramePr>
+            <a:graphic>
+              <a:graphicData uri="http://schemas.openxmlformats.org/drawingml/2006/picture">
+                <pic:pic xmlns:pic="http://schemas.openxmlformats.org/drawingml/2006/picture">
+                  <pic:nvPicPr>
+                    <pic:cNvPr id="104" name="Imagem 104"/>
+                    <pic:cNvPicPr/>
+                  </pic:nvPicPr>
+                  <pic:blipFill>
+                    <a:blip r:embed="rIdImg904"/>
+                    <a:stretch>
+                      <a:fillRect/>
+                    </a:stretch>
+                  </pic:blipFill>
+                  <pic:spPr>
+                    <a:xfrm>
+                      <a:off x="0" y="0"/>
+                      <a:ext cx="5400000" cy="2151563"/>
+                    </a:xfrm>
+                    <a:prstGeom prst="rect">
+                      <a:avLst/>
+                    </a:prstGeom>
+                  </pic:spPr>
+                </pic:pic>
+              </a:graphicData>
+            </a:graphic>
+          </wp:inline>
+        </w:drawing>
       </w:r>
     </w:p>
     <w:p>
@@ -4500,71 +4127,45 @@
     </w:p>
     <w:p>
       <w:pPr>
-        <w:spacing w:after="0" w:before="120" w:line="276" w:lineRule="auto"/>
-        <w:ind w:firstLine="0" w:start="0"/>
-        <w:jc w:val="start"/>
-      </w:pPr>
-      <w:r>
-        <w:rPr>
-          <w:rFonts w:ascii="Open Sans" w:hAnsi="Open Sans" w:cs="Open Sans" w:eastAsia="Open Sans"/>
-          <w:i/>
-          <w:iCs/>
-          <w:color w:val="666666"/>
-          <w:sz w:val="18"/>
-          <w:szCs w:val="18"/>
-        </w:rPr>
-        <w:t xml:space="preserve">csharp</w:t>
-      </w:r>
-    </w:p>
-    <w:p>
-      <w:pPr>
-        <w:spacing w:after="0" w:before="40" w:line="240" w:lineRule="auto"/>
-        <w:ind w:firstLine="0" w:start="200"/>
-        <w:jc w:val="start"/>
-        <w:shd w:val="clear" w:fill="F5F5F5"/>
-      </w:pPr>
-      <w:r>
-        <w:rPr>
-          <w:rFonts w:ascii="Consolas" w:hAnsi="Consolas" w:cs="Consolas" w:eastAsia="Consolas"/>
-          <w:color w:val="000000"/>
-          <w:sz w:val="19"/>
-          <w:szCs w:val="19"/>
-        </w:rPr>
-        <w:t xml:space="preserve">await _db.SortedSetAddAsync("ranking:zset", jogadorId.ToString(), pontuacaoTotal);</w:t>
-      </w:r>
-    </w:p>
-    <w:p>
-      <w:pPr>
-        <w:spacing w:after="0" w:before="0" w:line="240" w:lineRule="auto"/>
-        <w:ind w:firstLine="0" w:start="200"/>
-        <w:jc w:val="start"/>
-        <w:shd w:val="clear" w:fill="F5F5F5"/>
-      </w:pPr>
-      <w:r>
-        <w:rPr>
-          <w:rFonts w:ascii="Consolas" w:hAnsi="Consolas" w:cs="Consolas" w:eastAsia="Consolas"/>
-          <w:color w:val="000000"/>
-          <w:sz w:val="19"/>
-          <w:szCs w:val="19"/>
-        </w:rPr>
-        <w:t xml:space="preserve">var posicao = await _db.SortedSetRankAsync("ranking:zset", jogadorId.ToString(), Order.Descending);</w:t>
-      </w:r>
-    </w:p>
-    <w:p>
-      <w:pPr>
-        <w:spacing w:after="120" w:before="0" w:line="240" w:lineRule="auto"/>
-        <w:ind w:firstLine="0" w:start="200"/>
-        <w:jc w:val="start"/>
-        <w:shd w:val="clear" w:fill="F5F5F5"/>
-      </w:pPr>
-      <w:r>
-        <w:rPr>
-          <w:rFonts w:ascii="Consolas" w:hAnsi="Consolas" w:cs="Consolas" w:eastAsia="Consolas"/>
-          <w:color w:val="000000"/>
-          <w:sz w:val="19"/>
-          <w:szCs w:val="19"/>
-        </w:rPr>
-        <w:t xml:space="preserve">var top10   = await _db.SortedSetRangeByRankWithScoresAsync("ranking:zset", 0, 9, Order.Descending);</w:t>
+        <w:spacing w:after="40" w:before="160" w:line="276" w:lineRule="auto"/>
+        <w:ind w:firstLine="0" w:start="0"/>
+        <w:jc w:val="center"/>
+      </w:pPr>
+      <w:r>
+        <w:drawing>
+          <wp:inline>
+            <wp:extent cx="5400000" cy="820170"/>
+            <wp:docPr id="105" name="Imagem 105" descr=""/>
+            <wp:cNvGraphicFramePr>
+              <a:graphicFrameLocks noChangeAspect="true"/>
+            </wp:cNvGraphicFramePr>
+            <a:graphic>
+              <a:graphicData uri="http://schemas.openxmlformats.org/drawingml/2006/picture">
+                <pic:pic xmlns:pic="http://schemas.openxmlformats.org/drawingml/2006/picture">
+                  <pic:nvPicPr>
+                    <pic:cNvPr id="105" name="Imagem 105"/>
+                    <pic:cNvPicPr/>
+                  </pic:nvPicPr>
+                  <pic:blipFill>
+                    <a:blip r:embed="rIdImg905"/>
+                    <a:stretch>
+                      <a:fillRect/>
+                    </a:stretch>
+                  </pic:blipFill>
+                  <pic:spPr>
+                    <a:xfrm>
+                      <a:off x="0" y="0"/>
+                      <a:ext cx="5400000" cy="820170"/>
+                    </a:xfrm>
+                    <a:prstGeom prst="rect">
+                      <a:avLst/>
+                    </a:prstGeom>
+                  </pic:spPr>
+                </pic:pic>
+              </a:graphicData>
+            </a:graphic>
+          </wp:inline>
+        </w:drawing>
       </w:r>
     </w:p>
     <w:p>
@@ -4649,207 +4250,45 @@
     </w:p>
     <w:p>
       <w:pPr>
-        <w:spacing w:after="0" w:before="120" w:line="276" w:lineRule="auto"/>
-        <w:ind w:firstLine="0" w:start="0"/>
-        <w:jc w:val="start"/>
-      </w:pPr>
-      <w:r>
-        <w:rPr>
-          <w:rFonts w:ascii="Open Sans" w:hAnsi="Open Sans" w:cs="Open Sans" w:eastAsia="Open Sans"/>
-          <w:i/>
-          <w:iCs/>
-          <w:color w:val="666666"/>
-          <w:sz w:val="18"/>
-          <w:szCs w:val="18"/>
-        </w:rPr>
-        <w:t xml:space="preserve">sql</w:t>
-      </w:r>
-    </w:p>
-    <w:p>
-      <w:pPr>
-        <w:spacing w:after="0" w:before="40" w:line="240" w:lineRule="auto"/>
-        <w:ind w:firstLine="0" w:start="200"/>
-        <w:jc w:val="start"/>
-        <w:shd w:val="clear" w:fill="F5F5F5"/>
-      </w:pPr>
-      <w:r>
-        <w:rPr>
-          <w:rFonts w:ascii="Consolas" w:hAnsi="Consolas" w:cs="Consolas" w:eastAsia="Consolas"/>
-          <w:color w:val="000000"/>
-          <w:sz w:val="19"/>
-          <w:szCs w:val="19"/>
-        </w:rPr>
-        <w:t xml:space="preserve">-- Ruim: executa a subconsulta para cada jogador.</w:t>
-      </w:r>
-    </w:p>
-    <w:p>
-      <w:pPr>
-        <w:spacing w:after="0" w:before="0" w:line="240" w:lineRule="auto"/>
-        <w:ind w:firstLine="0" w:start="200"/>
-        <w:jc w:val="start"/>
-        <w:shd w:val="clear" w:fill="F5F5F5"/>
-      </w:pPr>
-      <w:r>
-        <w:rPr>
-          <w:rFonts w:ascii="Consolas" w:hAnsi="Consolas" w:cs="Consolas" w:eastAsia="Consolas"/>
-          <w:color w:val="000000"/>
-          <w:sz w:val="19"/>
-          <w:szCs w:val="19"/>
-        </w:rPr>
-        <w:t xml:space="preserve">SELECT j."Nome",</w:t>
-      </w:r>
-    </w:p>
-    <w:p>
-      <w:pPr>
-        <w:spacing w:after="0" w:before="0" w:line="240" w:lineRule="auto"/>
-        <w:ind w:firstLine="0" w:start="200"/>
-        <w:jc w:val="start"/>
-        <w:shd w:val="clear" w:fill="F5F5F5"/>
-      </w:pPr>
-      <w:r>
-        <w:rPr>
-          <w:rFonts w:ascii="Consolas" w:hAnsi="Consolas" w:cs="Consolas" w:eastAsia="Consolas"/>
-          <w:color w:val="000000"/>
-          <w:sz w:val="19"/>
-          <w:szCs w:val="19"/>
-        </w:rPr>
-        <w:t xml:space="preserve">       (SELECT SUM(p."Pontos") FROM "Pontuacoes" p WHERE p."PlayerId" = j."Id") AS total</w:t>
-      </w:r>
-    </w:p>
-    <w:p>
-      <w:pPr>
-        <w:spacing w:after="0" w:before="0" w:line="240" w:lineRule="auto"/>
-        <w:ind w:firstLine="0" w:start="200"/>
-        <w:jc w:val="start"/>
-        <w:shd w:val="clear" w:fill="F5F5F5"/>
-      </w:pPr>
-      <w:r>
-        <w:rPr>
-          <w:rFonts w:ascii="Consolas" w:hAnsi="Consolas" w:cs="Consolas" w:eastAsia="Consolas"/>
-          <w:color w:val="000000"/>
-          <w:sz w:val="19"/>
-          <w:szCs w:val="19"/>
-        </w:rPr>
-        <w:t xml:space="preserve">FROM "Jogadores" j;</w:t>
-      </w:r>
-    </w:p>
-    <w:p>
-      <w:pPr>
-        <w:spacing w:after="0" w:before="0" w:line="240" w:lineRule="auto"/>
-        <w:ind w:firstLine="0" w:start="200"/>
-        <w:jc w:val="start"/>
-        <w:shd w:val="clear" w:fill="F5F5F5"/>
-      </w:pPr>
-      <w:r>
-        <w:rPr>
-          <w:rFonts w:ascii="Consolas" w:hAnsi="Consolas" w:cs="Consolas" w:eastAsia="Consolas"/>
-          <w:color w:val="000000"/>
-          <w:sz w:val="19"/>
-          <w:szCs w:val="19"/>
-        </w:rPr>
-        <w:t xml:space="preserve"> </w:t>
-      </w:r>
-    </w:p>
-    <w:p>
-      <w:pPr>
-        <w:spacing w:after="0" w:before="0" w:line="240" w:lineRule="auto"/>
-        <w:ind w:firstLine="0" w:start="200"/>
-        <w:jc w:val="start"/>
-        <w:shd w:val="clear" w:fill="F5F5F5"/>
-      </w:pPr>
-      <w:r>
-        <w:rPr>
-          <w:rFonts w:ascii="Consolas" w:hAnsi="Consolas" w:cs="Consolas" w:eastAsia="Consolas"/>
-          <w:color w:val="000000"/>
-          <w:sz w:val="19"/>
-          <w:szCs w:val="19"/>
-        </w:rPr>
-        <w:t xml:space="preserve">-- Melhor: uma passada, com agregacao agrupada.</w:t>
-      </w:r>
-    </w:p>
-    <w:p>
-      <w:pPr>
-        <w:spacing w:after="0" w:before="0" w:line="240" w:lineRule="auto"/>
-        <w:ind w:firstLine="0" w:start="200"/>
-        <w:jc w:val="start"/>
-        <w:shd w:val="clear" w:fill="F5F5F5"/>
-      </w:pPr>
-      <w:r>
-        <w:rPr>
-          <w:rFonts w:ascii="Consolas" w:hAnsi="Consolas" w:cs="Consolas" w:eastAsia="Consolas"/>
-          <w:color w:val="000000"/>
-          <w:sz w:val="19"/>
-          <w:szCs w:val="19"/>
-        </w:rPr>
-        <w:t xml:space="preserve">SELECT j."Nome", COALESCE(SUM(p."Pontos"), 0) AS total</w:t>
-      </w:r>
-    </w:p>
-    <w:p>
-      <w:pPr>
-        <w:spacing w:after="0" w:before="0" w:line="240" w:lineRule="auto"/>
-        <w:ind w:firstLine="0" w:start="200"/>
-        <w:jc w:val="start"/>
-        <w:shd w:val="clear" w:fill="F5F5F5"/>
-      </w:pPr>
-      <w:r>
-        <w:rPr>
-          <w:rFonts w:ascii="Consolas" w:hAnsi="Consolas" w:cs="Consolas" w:eastAsia="Consolas"/>
-          <w:color w:val="000000"/>
-          <w:sz w:val="19"/>
-          <w:szCs w:val="19"/>
-        </w:rPr>
-        <w:t xml:space="preserve">FROM "Jogadores" j</w:t>
-      </w:r>
-    </w:p>
-    <w:p>
-      <w:pPr>
-        <w:spacing w:after="0" w:before="0" w:line="240" w:lineRule="auto"/>
-        <w:ind w:firstLine="0" w:start="200"/>
-        <w:jc w:val="start"/>
-        <w:shd w:val="clear" w:fill="F5F5F5"/>
-      </w:pPr>
-      <w:r>
-        <w:rPr>
-          <w:rFonts w:ascii="Consolas" w:hAnsi="Consolas" w:cs="Consolas" w:eastAsia="Consolas"/>
-          <w:color w:val="000000"/>
-          <w:sz w:val="19"/>
-          <w:szCs w:val="19"/>
-        </w:rPr>
-        <w:t xml:space="preserve">LEFT JOIN "Pontuacoes" p ON p."PlayerId" = j."Id"</w:t>
-      </w:r>
-    </w:p>
-    <w:p>
-      <w:pPr>
-        <w:spacing w:after="0" w:before="0" w:line="240" w:lineRule="auto"/>
-        <w:ind w:firstLine="0" w:start="200"/>
-        <w:jc w:val="start"/>
-        <w:shd w:val="clear" w:fill="F5F5F5"/>
-      </w:pPr>
-      <w:r>
-        <w:rPr>
-          <w:rFonts w:ascii="Consolas" w:hAnsi="Consolas" w:cs="Consolas" w:eastAsia="Consolas"/>
-          <w:color w:val="000000"/>
-          <w:sz w:val="19"/>
-          <w:szCs w:val="19"/>
-        </w:rPr>
-        <w:t xml:space="preserve">GROUP BY j."Id", j."Nome"</w:t>
-      </w:r>
-    </w:p>
-    <w:p>
-      <w:pPr>
-        <w:spacing w:after="120" w:before="0" w:line="240" w:lineRule="auto"/>
-        <w:ind w:firstLine="0" w:start="200"/>
-        <w:jc w:val="start"/>
-        <w:shd w:val="clear" w:fill="F5F5F5"/>
-      </w:pPr>
-      <w:r>
-        <w:rPr>
-          <w:rFonts w:ascii="Consolas" w:hAnsi="Consolas" w:cs="Consolas" w:eastAsia="Consolas"/>
-          <w:color w:val="000000"/>
-          <w:sz w:val="19"/>
-          <w:szCs w:val="19"/>
-        </w:rPr>
-        <w:t xml:space="preserve">ORDER BY total DESC;</w:t>
+        <w:spacing w:after="40" w:before="160" w:line="276" w:lineRule="auto"/>
+        <w:ind w:firstLine="0" w:start="0"/>
+        <w:jc w:val="center"/>
+      </w:pPr>
+      <w:r>
+        <w:drawing>
+          <wp:inline>
+            <wp:extent cx="5400000" cy="2032105"/>
+            <wp:docPr id="106" name="Imagem 106" descr=""/>
+            <wp:cNvGraphicFramePr>
+              <a:graphicFrameLocks noChangeAspect="true"/>
+            </wp:cNvGraphicFramePr>
+            <a:graphic>
+              <a:graphicData uri="http://schemas.openxmlformats.org/drawingml/2006/picture">
+                <pic:pic xmlns:pic="http://schemas.openxmlformats.org/drawingml/2006/picture">
+                  <pic:nvPicPr>
+                    <pic:cNvPr id="106" name="Imagem 106"/>
+                    <pic:cNvPicPr/>
+                  </pic:nvPicPr>
+                  <pic:blipFill>
+                    <a:blip r:embed="rIdImg906"/>
+                    <a:stretch>
+                      <a:fillRect/>
+                    </a:stretch>
+                  </pic:blipFill>
+                  <pic:spPr>
+                    <a:xfrm>
+                      <a:off x="0" y="0"/>
+                      <a:ext cx="5400000" cy="2032105"/>
+                    </a:xfrm>
+                    <a:prstGeom prst="rect">
+                      <a:avLst/>
+                    </a:prstGeom>
+                  </pic:spPr>
+                </pic:pic>
+              </a:graphicData>
+            </a:graphic>
+          </wp:inline>
+        </w:drawing>
       </w:r>
     </w:p>
     <w:p>
